--- a/_SAMPLES_ENTREGAVEIS/cdt_analysis/sample-cdt-analise-v1.3.0.docx
+++ b/_SAMPLES_ENTREGAVEIS/cdt_analysis/sample-cdt-analise-v1.3.0.docx
@@ -4,15 +4,83 @@
   <w:body>
     <w:p>
       <w:pPr>
-        <w:pStyle w:val="Title"/>
+        <w:tabs>
+          <w:tab w:pos="10092" w:val="right"/>
+        </w:tabs>
+        <w:spacing w:line="560" w:lineRule="exact"/>
+        <w:pBdr>
+          <w:bottom w:val="single" w:sz="12" w:color="193C8E"/>
+        </w:pBdr>
       </w:pPr>
       <w:r>
+        <w:rPr>
+          <w:rFonts w:ascii="Montserrat" w:hAnsi="Montserrat" w:eastAsia="Montserrat" w:cs="Montserrat"/>
+          <w:b/>
+          <w:color w:val="4C73D1"/>
+          <w:sz w:val="16"/>
+        </w:rPr>
+        <w:t>ANÁLISE DA CDT</w:t>
+      </w:r>
+      <w:r>
+        <w:tab/>
+        <w:drawing>
+          <wp:inline xmlns:a="http://schemas.openxmlformats.org/drawingml/2006/main" xmlns:pic="http://schemas.openxmlformats.org/drawingml/2006/picture">
+            <wp:extent cx="1080000" cy="404885"/>
+            <wp:docPr id="1" name="Picture 1"/>
+            <wp:cNvGraphicFramePr>
+              <a:graphicFrameLocks noChangeAspect="1"/>
+            </wp:cNvGraphicFramePr>
+            <a:graphic>
+              <a:graphicData uri="http://schemas.openxmlformats.org/drawingml/2006/picture">
+                <pic:pic>
+                  <pic:nvPicPr>
+                    <pic:cNvPr id="0" name="logo_ccee.png"/>
+                    <pic:cNvPicPr/>
+                  </pic:nvPicPr>
+                  <pic:blipFill>
+                    <a:blip r:embed="rId9"/>
+                    <a:stretch>
+                      <a:fillRect/>
+                    </a:stretch>
+                  </pic:blipFill>
+                  <pic:spPr>
+                    <a:xfrm>
+                      <a:off x="0" y="0"/>
+                      <a:ext cx="1080000" cy="404885"/>
+                    </a:xfrm>
+                    <a:prstGeom prst="rect"/>
+                  </pic:spPr>
+                </pic:pic>
+              </a:graphicData>
+            </a:graphic>
+          </wp:inline>
+        </w:drawing>
+      </w:r>
+    </w:p>
+    <w:p>
+      <w:pPr>
+        <w:pStyle w:val="Title"/>
+        <w:spacing w:before="160" w:after="120"/>
+      </w:pPr>
+      <w:r>
+        <w:rPr>
+          <w:rFonts w:ascii="Montserrat" w:hAnsi="Montserrat" w:eastAsia="Montserrat" w:cs="Montserrat"/>
+          <w:b/>
+          <w:color w:val="193C8E"/>
+          <w:sz w:val="50"/>
+        </w:rPr>
         <w:t>EXEMPLO FICTÍCIO: Formulário guiado para pedidos de dados históricos</w:t>
       </w:r>
     </w:p>
     <w:p>
+      <w:pPr>
+        <w:spacing w:before="0" w:after="100" w:line="165" w:lineRule="exact"/>
+      </w:pPr>
+      <w:r/>
       <w:r>
         <w:rPr>
+          <w:rFonts w:ascii="Montserrat" w:hAnsi="Montserrat" w:eastAsia="Montserrat" w:cs="Montserrat"/>
+          <w:b w:val="0"/>
           <w:color w:val="586EA4"/>
           <w:sz w:val="15"/>
         </w:rPr>
@@ -20,153 +88,218 @@
       </w:r>
     </w:p>
     <w:p>
+      <w:pPr>
+        <w:spacing w:before="0" w:after="0" w:line="283" w:lineRule="exact"/>
+      </w:pPr>
+      <w:r/>
       <w:r>
+        <w:rPr>
+          <w:rFonts w:ascii="Montserrat" w:hAnsi="Montserrat" w:eastAsia="Montserrat" w:cs="Montserrat"/>
+          <w:b w:val="0"/>
+          <w:color w:val="102661"/>
+          <w:sz w:val="21"/>
+        </w:rPr>
         <w:t>Amostra de validação visual e estrutural. Dados, pessoas e resultados são fictícios.</w:t>
       </w:r>
     </w:p>
     <w:p>
       <w:pPr>
         <w:pStyle w:val="Heading1"/>
+        <w:spacing w:before="200" w:after="140" w:line="264" w:lineRule="exact"/>
         <w:shd w:fill="102661"/>
       </w:pPr>
       <w:r>
         <w:rPr>
+          <w:caps/>
           <w:color w:val="FFFFFF"/>
+        </w:rPr>
+      </w:r>
+      <w:r>
+        <w:rPr>
+          <w:rFonts w:ascii="Montserrat" w:hAnsi="Montserrat" w:eastAsia="Montserrat" w:cs="Montserrat"/>
+          <w:b/>
+          <w:caps/>
+          <w:color w:val="FFFFFF"/>
+          <w:sz w:val="22"/>
         </w:rPr>
         <w:t>Estado da CDT</w:t>
       </w:r>
     </w:p>
-    <w:tbl>
-      <w:tblPr>
-        <w:tblStyle w:val="TableGrid"/>
-        <w:tblW w:type="auto" w:w="0"/>
-        <w:tblLook w:firstColumn="1" w:firstRow="1" w:lastColumn="0" w:lastRow="0" w:noHBand="0" w:noVBand="1" w:val="04A0"/>
-      </w:tblPr>
-      <w:tblGrid>
-        <w:gridCol w:w="10092"/>
-      </w:tblGrid>
-      <w:tr>
-        <w:tc>
-          <w:tcPr>
-            <w:tcW w:type="dxa" w:w="10092"/>
-            <w:shd w:fill="F3F5FA"/>
-          </w:tcPr>
-          <w:p>
-            <w:r>
-              <w:rPr>
-                <w:b w:val="0"/>
-              </w:rPr>
-              <w:t>Pronta para envio. As cinco perguntas da Descrição estão respondidas, sem ponto em aberto, e os seis itens do checklist estão atendidos. Principal ponto fraco: a meta de horas foi medida só no piloto.</w:t>
-            </w:r>
-          </w:p>
-        </w:tc>
-      </w:tr>
-    </w:tbl>
     <w:p>
+      <w:pPr>
+        <w:spacing w:after="140" w:line="256" w:lineRule="exact"/>
+      </w:pPr>
       <w:r>
+        <w:rPr>
+          <w:rFonts w:ascii="Montserrat" w:hAnsi="Montserrat" w:eastAsia="Montserrat" w:cs="Montserrat"/>
+          <w:b w:val="0"/>
+          <w:color w:val="30343B"/>
+          <w:sz w:val="19"/>
+        </w:rPr>
+        <w:t>Pronta para envio. As cinco perguntas da Descrição estão respondidas, sem ponto em aberto, e os seis itens do checklist estão atendidos. Principal ponto fraco: a meta de horas foi medida só no piloto.</w:t>
+      </w:r>
+    </w:p>
+    <w:p>
+      <w:pPr>
+        <w:spacing w:before="0" w:after="0" w:line="208" w:lineRule="exact"/>
+      </w:pPr>
+      <w:r/>
+      <w:r>
+        <w:rPr>
+          <w:rFonts w:ascii="Montserrat" w:hAnsi="Montserrat" w:eastAsia="Montserrat" w:cs="Montserrat"/>
+          <w:b w:val="0"/>
+          <w:color w:val="30343B"/>
+          <w:sz w:val="16"/>
+        </w:rPr>
         <w:t>Fontes: FIC-01</w:t>
       </w:r>
     </w:p>
     <w:p>
       <w:pPr>
+        <w:spacing w:before="0" w:after="160" w:line="256" w:lineRule="exact"/>
+      </w:pPr>
+      <w:r/>
+      <w:r>
+        <w:rPr>
+          <w:rFonts w:ascii="Montserrat" w:hAnsi="Montserrat" w:eastAsia="Montserrat" w:cs="Montserrat"/>
+          <w:b w:val="0"/>
+          <w:color w:val="30343B"/>
+          <w:sz w:val="19"/>
+        </w:rPr>
+      </w:r>
+    </w:p>
+    <w:p>
+      <w:pPr>
         <w:pStyle w:val="Heading1"/>
+        <w:spacing w:before="200" w:after="140" w:line="264" w:lineRule="exact"/>
         <w:shd w:fill="102661"/>
       </w:pPr>
       <w:r>
         <w:rPr>
+          <w:caps/>
           <w:color w:val="FFFFFF"/>
+        </w:rPr>
+      </w:r>
+      <w:r>
+        <w:rPr>
+          <w:rFonts w:ascii="Montserrat" w:hAnsi="Montserrat" w:eastAsia="Montserrat" w:cs="Montserrat"/>
+          <w:b/>
+          <w:caps/>
+          <w:color w:val="FFFFFF"/>
+          <w:sz w:val="22"/>
         </w:rPr>
         <w:t>Checklist do comunicado</w:t>
       </w:r>
     </w:p>
-    <w:tbl>
-      <w:tblPr>
-        <w:tblStyle w:val="TableGrid"/>
-        <w:tblW w:type="auto" w:w="0"/>
-        <w:tblLook w:firstColumn="1" w:firstRow="1" w:lastColumn="0" w:lastRow="0" w:noHBand="0" w:noVBand="1" w:val="04A0"/>
-      </w:tblPr>
-      <w:tblGrid>
-        <w:gridCol w:w="10092"/>
-      </w:tblGrid>
-      <w:tr>
-        <w:tc>
-          <w:tcPr>
-            <w:tcW w:type="dxa" w:w="10092"/>
-            <w:shd w:fill="F3F5FA"/>
-          </w:tcPr>
-          <w:p>
-            <w:r>
-              <w:rPr>
-                <w:b w:val="0"/>
-              </w:rPr>
-              <w:t>- Problema e objetivo: atendido. Descrição, primeira e quarta perguntas.</w:t>
-              <w:br/>
-              <w:t>- Públicos impactados: atendido. Descrição, segunda pergunta.</w:t>
-              <w:br/>
-              <w:t>- Entregas essenciais: atendido. Descrição, quinta pergunta.</w:t>
-              <w:br/>
-              <w:t>- Prioridades e resultados esperados: atendido. Descrição, quarta e quinta perguntas; a meta de horas é proposta.</w:t>
-              <w:br/>
-              <w:t>- Regras, restrições e dependências: atendido. Campos obrigatórios variam por tipo de pedido; os pedidos trazem nome e telefone de contatos (dados pessoais); o acesso externo segue a autenticação da Tecnologia.</w:t>
-              <w:br/>
-              <w:t>- Responsáveis: atendido. Nossa coordenação de atendimento esclarece dúvidas e valida as entregas; eu, como gerente, decido mudanças de escopo.</w:t>
-            </w:r>
-          </w:p>
-        </w:tc>
-      </w:tr>
-    </w:tbl>
     <w:p>
+      <w:pPr>
+        <w:spacing w:after="140" w:line="256" w:lineRule="exact"/>
+      </w:pPr>
       <w:r>
+        <w:rPr>
+          <w:rFonts w:ascii="Montserrat" w:hAnsi="Montserrat" w:eastAsia="Montserrat" w:cs="Montserrat"/>
+          <w:b w:val="0"/>
+          <w:color w:val="30343B"/>
+          <w:sz w:val="19"/>
+        </w:rPr>
+        <w:t>- Problema e objetivo: atendido. Descrição, primeira e quarta perguntas.</w:t>
+        <w:br/>
+        <w:t>- Públicos impactados: atendido. Descrição, segunda pergunta.</w:t>
+        <w:br/>
+        <w:t>- Entregas essenciais: atendido. Descrição, quinta pergunta.</w:t>
+        <w:br/>
+        <w:t>- Prioridades e resultados esperados: atendido. Descrição, quarta e quinta perguntas; a meta de horas é proposta.</w:t>
+        <w:br/>
+        <w:t>- Regras, restrições e dependências: atendido. Campos obrigatórios variam por tipo de pedido; os pedidos trazem nome e telefone de contatos (dados pessoais); o acesso externo segue a autenticação da Tecnologia.</w:t>
+        <w:br/>
+        <w:t>- Responsáveis: atendido. Nossa coordenação de atendimento esclarece dúvidas e valida as entregas; eu, como gerente, decido mudanças de escopo.</w:t>
+      </w:r>
+    </w:p>
+    <w:p>
+      <w:pPr>
+        <w:spacing w:before="0" w:after="0" w:line="208" w:lineRule="exact"/>
+      </w:pPr>
+      <w:r/>
+      <w:r>
+        <w:rPr>
+          <w:rFonts w:ascii="Montserrat" w:hAnsi="Montserrat" w:eastAsia="Montserrat" w:cs="Montserrat"/>
+          <w:b w:val="0"/>
+          <w:color w:val="30343B"/>
+          <w:sz w:val="16"/>
+        </w:rPr>
         <w:t>Fontes: FIC-01, FIC-02</w:t>
       </w:r>
     </w:p>
     <w:p>
       <w:pPr>
+        <w:spacing w:before="0" w:after="160" w:line="256" w:lineRule="exact"/>
+      </w:pPr>
+      <w:r/>
+      <w:r>
+        <w:rPr>
+          <w:rFonts w:ascii="Montserrat" w:hAnsi="Montserrat" w:eastAsia="Montserrat" w:cs="Montserrat"/>
+          <w:b w:val="0"/>
+          <w:color w:val="30343B"/>
+          <w:sz w:val="19"/>
+        </w:rPr>
+      </w:r>
+    </w:p>
+    <w:p>
+      <w:pPr>
         <w:pStyle w:val="Heading1"/>
+        <w:spacing w:before="200" w:after="140" w:line="264" w:lineRule="exact"/>
         <w:shd w:fill="102661"/>
       </w:pPr>
       <w:r>
         <w:rPr>
+          <w:caps/>
           <w:color w:val="FFFFFF"/>
+        </w:rPr>
+      </w:r>
+      <w:r>
+        <w:rPr>
+          <w:rFonts w:ascii="Montserrat" w:hAnsi="Montserrat" w:eastAsia="Montserrat" w:cs="Montserrat"/>
+          <w:b/>
+          <w:caps/>
+          <w:color w:val="FFFFFF"/>
+          <w:sz w:val="22"/>
         </w:rPr>
         <w:t>O que obter e analisar primeiro</w:t>
       </w:r>
     </w:p>
-    <w:tbl>
-      <w:tblPr>
-        <w:tblStyle w:val="TableGrid"/>
-        <w:tblW w:type="auto" w:w="0"/>
-        <w:tblLook w:firstColumn="1" w:firstRow="1" w:lastColumn="0" w:lastRow="0" w:noHBand="0" w:noVBand="1" w:val="04A0"/>
-      </w:tblPr>
-      <w:tblGrid>
-        <w:gridCol w:w="10092"/>
-      </w:tblGrid>
-      <w:tr>
-        <w:tc>
-          <w:tcPr>
-            <w:tcW w:type="dxa" w:w="10092"/>
-            <w:shd w:fill="F3F5FA"/>
-          </w:tcPr>
-          <w:p>
-            <w:r>
-              <w:rPr>
-                <w:b w:val="0"/>
-              </w:rPr>
-              <w:t>Nenhum dado pendente para o envio. Antes da conversa com a Tecnologia, vale obter e analisar, nesta ordem:</w:t>
-            </w:r>
-          </w:p>
-        </w:tc>
-      </w:tr>
-    </w:tbl>
     <w:p>
+      <w:pPr>
+        <w:spacing w:after="140" w:line="256" w:lineRule="exact"/>
+      </w:pPr>
       <w:r>
+        <w:rPr>
+          <w:rFonts w:ascii="Montserrat" w:hAnsi="Montserrat" w:eastAsia="Montserrat" w:cs="Montserrat"/>
+          <w:b w:val="0"/>
+          <w:color w:val="30343B"/>
+          <w:sz w:val="19"/>
+        </w:rPr>
+        <w:t>Nenhum dado pendente para o envio. Antes da conversa com a Tecnologia, vale obter e analisar, nesta ordem:</w:t>
+      </w:r>
+    </w:p>
+    <w:p>
+      <w:pPr>
+        <w:spacing w:before="0" w:after="0" w:line="208" w:lineRule="exact"/>
+      </w:pPr>
+      <w:r/>
+      <w:r>
+        <w:rPr>
+          <w:rFonts w:ascii="Montserrat" w:hAnsi="Montserrat" w:eastAsia="Montserrat" w:cs="Montserrat"/>
+          <w:b w:val="0"/>
+          <w:color w:val="30343B"/>
+          <w:sz w:val="16"/>
+        </w:rPr>
         <w:t>Fontes: FIC-02</w:t>
       </w:r>
     </w:p>
     <w:tbl>
       <w:tblPr>
-        <w:tblStyle w:val="TableGrid"/>
         <w:tblW w:type="auto" w:w="0"/>
+        <w:tblLayout w:type="fixed"/>
         <w:tblLook w:firstColumn="1" w:firstRow="1" w:lastColumn="0" w:lastRow="0" w:noHBand="0" w:noVBand="1" w:val="04A0"/>
       </w:tblPr>
       <w:tblGrid>
@@ -181,9 +314,31 @@
         <w:tc>
           <w:tcPr>
             <w:tcW w:type="dxa" w:w="1682"/>
+            <w:tcMar>
+              <w:top w:w="100" w:type="dxa"/>
+              <w:start w:w="100" w:type="dxa"/>
+              <w:bottom w:w="100" w:type="dxa"/>
+              <w:end w:w="100" w:type="dxa"/>
+            </w:tcMar>
+            <w:shd w:fill="193C8E"/>
+            <w:tcBorders>
+              <w:top w:val="single" w:sz="6" w:color="D2D9E8"/>
+              <w:bottom w:val="single" w:sz="6" w:color="D2D9E8"/>
+              <w:start w:val="single" w:sz="6" w:color="D2D9E8"/>
+              <w:end w:val="single" w:sz="6" w:color="D2D9E8"/>
+            </w:tcBorders>
           </w:tcPr>
           <w:p>
+            <w:pPr>
+              <w:spacing w:after="0" w:line="208" w:lineRule="exact"/>
+            </w:pPr>
             <w:r>
+              <w:rPr>
+                <w:rFonts w:ascii="Montserrat" w:hAnsi="Montserrat" w:eastAsia="Montserrat" w:cs="Montserrat"/>
+                <w:b/>
+                <w:color w:val="FFFFFF"/>
+                <w:sz w:val="16"/>
+              </w:rPr>
               <w:t>Prioridade</w:t>
             </w:r>
           </w:p>
@@ -191,9 +346,31 @@
         <w:tc>
           <w:tcPr>
             <w:tcW w:type="dxa" w:w="1682"/>
+            <w:tcMar>
+              <w:top w:w="100" w:type="dxa"/>
+              <w:start w:w="100" w:type="dxa"/>
+              <w:bottom w:w="100" w:type="dxa"/>
+              <w:end w:w="100" w:type="dxa"/>
+            </w:tcMar>
+            <w:shd w:fill="193C8E"/>
+            <w:tcBorders>
+              <w:top w:val="single" w:sz="6" w:color="D2D9E8"/>
+              <w:bottom w:val="single" w:sz="6" w:color="D2D9E8"/>
+              <w:start w:val="single" w:sz="6" w:color="D2D9E8"/>
+              <w:end w:val="single" w:sz="6" w:color="D2D9E8"/>
+            </w:tcBorders>
           </w:tcPr>
           <w:p>
+            <w:pPr>
+              <w:spacing w:after="0" w:line="208" w:lineRule="exact"/>
+            </w:pPr>
             <w:r>
+              <w:rPr>
+                <w:rFonts w:ascii="Montserrat" w:hAnsi="Montserrat" w:eastAsia="Montserrat" w:cs="Montserrat"/>
+                <w:b/>
+                <w:color w:val="FFFFFF"/>
+                <w:sz w:val="16"/>
+              </w:rPr>
               <w:t>Dado</w:t>
             </w:r>
           </w:p>
@@ -201,9 +378,31 @@
         <w:tc>
           <w:tcPr>
             <w:tcW w:type="dxa" w:w="1682"/>
+            <w:tcMar>
+              <w:top w:w="100" w:type="dxa"/>
+              <w:start w:w="100" w:type="dxa"/>
+              <w:bottom w:w="100" w:type="dxa"/>
+              <w:end w:w="100" w:type="dxa"/>
+            </w:tcMar>
+            <w:shd w:fill="193C8E"/>
+            <w:tcBorders>
+              <w:top w:val="single" w:sz="6" w:color="D2D9E8"/>
+              <w:bottom w:val="single" w:sz="6" w:color="D2D9E8"/>
+              <w:start w:val="single" w:sz="6" w:color="D2D9E8"/>
+              <w:end w:val="single" w:sz="6" w:color="D2D9E8"/>
+            </w:tcBorders>
           </w:tcPr>
           <w:p>
+            <w:pPr>
+              <w:spacing w:after="0" w:line="208" w:lineRule="exact"/>
+            </w:pPr>
             <w:r>
+              <w:rPr>
+                <w:rFonts w:ascii="Montserrat" w:hAnsi="Montserrat" w:eastAsia="Montserrat" w:cs="Montserrat"/>
+                <w:b/>
+                <w:color w:val="FFFFFF"/>
+                <w:sz w:val="16"/>
+              </w:rPr>
               <w:t>Por que importa</w:t>
             </w:r>
           </w:p>
@@ -211,9 +410,31 @@
         <w:tc>
           <w:tcPr>
             <w:tcW w:type="dxa" w:w="1682"/>
+            <w:tcMar>
+              <w:top w:w="100" w:type="dxa"/>
+              <w:start w:w="100" w:type="dxa"/>
+              <w:bottom w:w="100" w:type="dxa"/>
+              <w:end w:w="100" w:type="dxa"/>
+            </w:tcMar>
+            <w:shd w:fill="193C8E"/>
+            <w:tcBorders>
+              <w:top w:val="single" w:sz="6" w:color="D2D9E8"/>
+              <w:bottom w:val="single" w:sz="6" w:color="D2D9E8"/>
+              <w:start w:val="single" w:sz="6" w:color="D2D9E8"/>
+              <w:end w:val="single" w:sz="6" w:color="D2D9E8"/>
+            </w:tcBorders>
           </w:tcPr>
           <w:p>
+            <w:pPr>
+              <w:spacing w:after="0" w:line="208" w:lineRule="exact"/>
+            </w:pPr>
             <w:r>
+              <w:rPr>
+                <w:rFonts w:ascii="Montserrat" w:hAnsi="Montserrat" w:eastAsia="Montserrat" w:cs="Montserrat"/>
+                <w:b/>
+                <w:color w:val="FFFFFF"/>
+                <w:sz w:val="16"/>
+              </w:rPr>
               <w:t>Com quem</w:t>
             </w:r>
           </w:p>
@@ -221,9 +442,31 @@
         <w:tc>
           <w:tcPr>
             <w:tcW w:type="dxa" w:w="1682"/>
+            <w:tcMar>
+              <w:top w:w="100" w:type="dxa"/>
+              <w:start w:w="100" w:type="dxa"/>
+              <w:bottom w:w="100" w:type="dxa"/>
+              <w:end w:w="100" w:type="dxa"/>
+            </w:tcMar>
+            <w:shd w:fill="193C8E"/>
+            <w:tcBorders>
+              <w:top w:val="single" w:sz="6" w:color="D2D9E8"/>
+              <w:bottom w:val="single" w:sz="6" w:color="D2D9E8"/>
+              <w:start w:val="single" w:sz="6" w:color="D2D9E8"/>
+              <w:end w:val="single" w:sz="6" w:color="D2D9E8"/>
+            </w:tcBorders>
           </w:tcPr>
           <w:p>
+            <w:pPr>
+              <w:spacing w:after="0" w:line="208" w:lineRule="exact"/>
+            </w:pPr>
             <w:r>
+              <w:rPr>
+                <w:rFonts w:ascii="Montserrat" w:hAnsi="Montserrat" w:eastAsia="Montserrat" w:cs="Montserrat"/>
+                <w:b/>
+                <w:color w:val="FFFFFF"/>
+                <w:sz w:val="16"/>
+              </w:rPr>
               <w:t>Pergunta</w:t>
             </w:r>
           </w:p>
@@ -231,9 +474,31 @@
         <w:tc>
           <w:tcPr>
             <w:tcW w:type="dxa" w:w="1682"/>
+            <w:tcMar>
+              <w:top w:w="100" w:type="dxa"/>
+              <w:start w:w="100" w:type="dxa"/>
+              <w:bottom w:w="100" w:type="dxa"/>
+              <w:end w:w="100" w:type="dxa"/>
+            </w:tcMar>
+            <w:shd w:fill="193C8E"/>
+            <w:tcBorders>
+              <w:top w:val="single" w:sz="6" w:color="D2D9E8"/>
+              <w:bottom w:val="single" w:sz="6" w:color="D2D9E8"/>
+              <w:start w:val="single" w:sz="6" w:color="D2D9E8"/>
+              <w:end w:val="single" w:sz="6" w:color="D2D9E8"/>
+            </w:tcBorders>
           </w:tcPr>
           <w:p>
+            <w:pPr>
+              <w:spacing w:after="0" w:line="208" w:lineRule="exact"/>
+            </w:pPr>
             <w:r>
+              <w:rPr>
+                <w:rFonts w:ascii="Montserrat" w:hAnsi="Montserrat" w:eastAsia="Montserrat" w:cs="Montserrat"/>
+                <w:b/>
+                <w:color w:val="FFFFFF"/>
+                <w:sz w:val="16"/>
+              </w:rPr>
               <w:t>Impede o envio?</w:t>
             </w:r>
           </w:p>
@@ -243,9 +508,30 @@
         <w:tc>
           <w:tcPr>
             <w:tcW w:type="dxa" w:w="1682"/>
+            <w:tcMar>
+              <w:top w:w="100" w:type="dxa"/>
+              <w:start w:w="100" w:type="dxa"/>
+              <w:bottom w:w="100" w:type="dxa"/>
+              <w:end w:w="100" w:type="dxa"/>
+            </w:tcMar>
+            <w:tcBorders>
+              <w:top w:val="single" w:sz="6" w:color="D2D9E8"/>
+              <w:bottom w:val="single" w:sz="6" w:color="D2D9E8"/>
+              <w:start w:val="single" w:sz="6" w:color="D2D9E8"/>
+              <w:end w:val="single" w:sz="6" w:color="D2D9E8"/>
+            </w:tcBorders>
           </w:tcPr>
           <w:p>
+            <w:pPr>
+              <w:spacing w:after="0" w:line="208" w:lineRule="exact"/>
+            </w:pPr>
             <w:r>
+              <w:rPr>
+                <w:rFonts w:ascii="Montserrat" w:hAnsi="Montserrat" w:eastAsia="Montserrat" w:cs="Montserrat"/>
+                <w:b w:val="0"/>
+                <w:color w:val="30343B"/>
+                <w:sz w:val="16"/>
+              </w:rPr>
               <w:t>1</w:t>
             </w:r>
           </w:p>
@@ -253,9 +539,30 @@
         <w:tc>
           <w:tcPr>
             <w:tcW w:type="dxa" w:w="1682"/>
+            <w:tcMar>
+              <w:top w:w="100" w:type="dxa"/>
+              <w:start w:w="100" w:type="dxa"/>
+              <w:bottom w:w="100" w:type="dxa"/>
+              <w:end w:w="100" w:type="dxa"/>
+            </w:tcMar>
+            <w:tcBorders>
+              <w:top w:val="single" w:sz="6" w:color="D2D9E8"/>
+              <w:bottom w:val="single" w:sz="6" w:color="D2D9E8"/>
+              <w:start w:val="single" w:sz="6" w:color="D2D9E8"/>
+              <w:end w:val="single" w:sz="6" w:color="D2D9E8"/>
+            </w:tcBorders>
           </w:tcPr>
           <w:p>
+            <w:pPr>
+              <w:spacing w:after="0" w:line="208" w:lineRule="exact"/>
+            </w:pPr>
             <w:r>
+              <w:rPr>
+                <w:rFonts w:ascii="Montserrat" w:hAnsi="Montserrat" w:eastAsia="Montserrat" w:cs="Montserrat"/>
+                <w:b w:val="0"/>
+                <w:color w:val="30343B"/>
+                <w:sz w:val="16"/>
+              </w:rPr>
               <w:t>Campos por tipo de pedido</w:t>
             </w:r>
           </w:p>
@@ -263,9 +570,30 @@
         <w:tc>
           <w:tcPr>
             <w:tcW w:type="dxa" w:w="1682"/>
+            <w:tcMar>
+              <w:top w:w="100" w:type="dxa"/>
+              <w:start w:w="100" w:type="dxa"/>
+              <w:bottom w:w="100" w:type="dxa"/>
+              <w:end w:w="100" w:type="dxa"/>
+            </w:tcMar>
+            <w:tcBorders>
+              <w:top w:val="single" w:sz="6" w:color="D2D9E8"/>
+              <w:bottom w:val="single" w:sz="6" w:color="D2D9E8"/>
+              <w:start w:val="single" w:sz="6" w:color="D2D9E8"/>
+              <w:end w:val="single" w:sz="6" w:color="D2D9E8"/>
+            </w:tcBorders>
           </w:tcPr>
           <w:p>
+            <w:pPr>
+              <w:spacing w:after="0" w:line="208" w:lineRule="exact"/>
+            </w:pPr>
             <w:r>
+              <w:rPr>
+                <w:rFonts w:ascii="Montserrat" w:hAnsi="Montserrat" w:eastAsia="Montserrat" w:cs="Montserrat"/>
+                <w:b w:val="0"/>
+                <w:color w:val="30343B"/>
+                <w:sz w:val="16"/>
+              </w:rPr>
               <w:t>Define o essencial do formulário</w:t>
             </w:r>
           </w:p>
@@ -273,9 +601,30 @@
         <w:tc>
           <w:tcPr>
             <w:tcW w:type="dxa" w:w="1682"/>
+            <w:tcMar>
+              <w:top w:w="100" w:type="dxa"/>
+              <w:start w:w="100" w:type="dxa"/>
+              <w:bottom w:w="100" w:type="dxa"/>
+              <w:end w:w="100" w:type="dxa"/>
+            </w:tcMar>
+            <w:tcBorders>
+              <w:top w:val="single" w:sz="6" w:color="D2D9E8"/>
+              <w:bottom w:val="single" w:sz="6" w:color="D2D9E8"/>
+              <w:start w:val="single" w:sz="6" w:color="D2D9E8"/>
+              <w:end w:val="single" w:sz="6" w:color="D2D9E8"/>
+            </w:tcBorders>
           </w:tcPr>
           <w:p>
+            <w:pPr>
+              <w:spacing w:after="0" w:line="208" w:lineRule="exact"/>
+            </w:pPr>
             <w:r>
+              <w:rPr>
+                <w:rFonts w:ascii="Montserrat" w:hAnsi="Montserrat" w:eastAsia="Montserrat" w:cs="Montserrat"/>
+                <w:b w:val="0"/>
+                <w:color w:val="30343B"/>
+                <w:sz w:val="16"/>
+              </w:rPr>
               <w:t>Equipe de atendimento</w:t>
             </w:r>
           </w:p>
@@ -283,9 +632,30 @@
         <w:tc>
           <w:tcPr>
             <w:tcW w:type="dxa" w:w="1682"/>
+            <w:tcMar>
+              <w:top w:w="100" w:type="dxa"/>
+              <w:start w:w="100" w:type="dxa"/>
+              <w:bottom w:w="100" w:type="dxa"/>
+              <w:end w:w="100" w:type="dxa"/>
+            </w:tcMar>
+            <w:tcBorders>
+              <w:top w:val="single" w:sz="6" w:color="D2D9E8"/>
+              <w:bottom w:val="single" w:sz="6" w:color="D2D9E8"/>
+              <w:start w:val="single" w:sz="6" w:color="D2D9E8"/>
+              <w:end w:val="single" w:sz="6" w:color="D2D9E8"/>
+            </w:tcBorders>
           </w:tcPr>
           <w:p>
+            <w:pPr>
+              <w:spacing w:after="0" w:line="208" w:lineRule="exact"/>
+            </w:pPr>
             <w:r>
+              <w:rPr>
+                <w:rFonts w:ascii="Montserrat" w:hAnsi="Montserrat" w:eastAsia="Montserrat" w:cs="Montserrat"/>
+                <w:b w:val="0"/>
+                <w:color w:val="30343B"/>
+                <w:sz w:val="16"/>
+              </w:rPr>
               <w:t>Quais campos cada tipo de pedido exige?</w:t>
             </w:r>
           </w:p>
@@ -293,9 +663,30 @@
         <w:tc>
           <w:tcPr>
             <w:tcW w:type="dxa" w:w="1682"/>
+            <w:tcMar>
+              <w:top w:w="100" w:type="dxa"/>
+              <w:start w:w="100" w:type="dxa"/>
+              <w:bottom w:w="100" w:type="dxa"/>
+              <w:end w:w="100" w:type="dxa"/>
+            </w:tcMar>
+            <w:tcBorders>
+              <w:top w:val="single" w:sz="6" w:color="D2D9E8"/>
+              <w:bottom w:val="single" w:sz="6" w:color="D2D9E8"/>
+              <w:start w:val="single" w:sz="6" w:color="D2D9E8"/>
+              <w:end w:val="single" w:sz="6" w:color="D2D9E8"/>
+            </w:tcBorders>
           </w:tcPr>
           <w:p>
+            <w:pPr>
+              <w:spacing w:after="0" w:line="208" w:lineRule="exact"/>
+            </w:pPr>
             <w:r>
+              <w:rPr>
+                <w:rFonts w:ascii="Montserrat" w:hAnsi="Montserrat" w:eastAsia="Montserrat" w:cs="Montserrat"/>
+                <w:b w:val="0"/>
+                <w:color w:val="30343B"/>
+                <w:sz w:val="16"/>
+              </w:rPr>
               <w:t>Não</w:t>
             </w:r>
           </w:p>
@@ -305,9 +696,31 @@
         <w:tc>
           <w:tcPr>
             <w:tcW w:type="dxa" w:w="1682"/>
+            <w:tcMar>
+              <w:top w:w="100" w:type="dxa"/>
+              <w:start w:w="100" w:type="dxa"/>
+              <w:bottom w:w="100" w:type="dxa"/>
+              <w:end w:w="100" w:type="dxa"/>
+            </w:tcMar>
+            <w:shd w:fill="F3F5FA"/>
+            <w:tcBorders>
+              <w:top w:val="single" w:sz="6" w:color="D2D9E8"/>
+              <w:bottom w:val="single" w:sz="6" w:color="D2D9E8"/>
+              <w:start w:val="single" w:sz="6" w:color="D2D9E8"/>
+              <w:end w:val="single" w:sz="6" w:color="D2D9E8"/>
+            </w:tcBorders>
           </w:tcPr>
           <w:p>
+            <w:pPr>
+              <w:spacing w:after="0" w:line="208" w:lineRule="exact"/>
+            </w:pPr>
             <w:r>
+              <w:rPr>
+                <w:rFonts w:ascii="Montserrat" w:hAnsi="Montserrat" w:eastAsia="Montserrat" w:cs="Montserrat"/>
+                <w:b w:val="0"/>
+                <w:color w:val="30343B"/>
+                <w:sz w:val="16"/>
+              </w:rPr>
               <w:t>2</w:t>
             </w:r>
           </w:p>
@@ -315,9 +728,31 @@
         <w:tc>
           <w:tcPr>
             <w:tcW w:type="dxa" w:w="1682"/>
+            <w:tcMar>
+              <w:top w:w="100" w:type="dxa"/>
+              <w:start w:w="100" w:type="dxa"/>
+              <w:bottom w:w="100" w:type="dxa"/>
+              <w:end w:w="100" w:type="dxa"/>
+            </w:tcMar>
+            <w:shd w:fill="F3F5FA"/>
+            <w:tcBorders>
+              <w:top w:val="single" w:sz="6" w:color="D2D9E8"/>
+              <w:bottom w:val="single" w:sz="6" w:color="D2D9E8"/>
+              <w:start w:val="single" w:sz="6" w:color="D2D9E8"/>
+              <w:end w:val="single" w:sz="6" w:color="D2D9E8"/>
+            </w:tcBorders>
           </w:tcPr>
           <w:p>
+            <w:pPr>
+              <w:spacing w:after="0" w:line="208" w:lineRule="exact"/>
+            </w:pPr>
             <w:r>
+              <w:rPr>
+                <w:rFonts w:ascii="Montserrat" w:hAnsi="Montserrat" w:eastAsia="Montserrat" w:cs="Montserrat"/>
+                <w:b w:val="0"/>
+                <w:color w:val="30343B"/>
+                <w:sz w:val="16"/>
+              </w:rPr>
               <w:t>Horas mensais com complementos</w:t>
             </w:r>
           </w:p>
@@ -325,9 +760,31 @@
         <w:tc>
           <w:tcPr>
             <w:tcW w:type="dxa" w:w="1682"/>
+            <w:tcMar>
+              <w:top w:w="100" w:type="dxa"/>
+              <w:start w:w="100" w:type="dxa"/>
+              <w:bottom w:w="100" w:type="dxa"/>
+              <w:end w:w="100" w:type="dxa"/>
+            </w:tcMar>
+            <w:shd w:fill="F3F5FA"/>
+            <w:tcBorders>
+              <w:top w:val="single" w:sz="6" w:color="D2D9E8"/>
+              <w:bottom w:val="single" w:sz="6" w:color="D2D9E8"/>
+              <w:start w:val="single" w:sz="6" w:color="D2D9E8"/>
+              <w:end w:val="single" w:sz="6" w:color="D2D9E8"/>
+            </w:tcBorders>
           </w:tcPr>
           <w:p>
+            <w:pPr>
+              <w:spacing w:after="0" w:line="208" w:lineRule="exact"/>
+            </w:pPr>
             <w:r>
+              <w:rPr>
+                <w:rFonts w:ascii="Montserrat" w:hAnsi="Montserrat" w:eastAsia="Montserrat" w:cs="Montserrat"/>
+                <w:b w:val="0"/>
+                <w:color w:val="30343B"/>
+                <w:sz w:val="16"/>
+              </w:rPr>
               <w:t>Sustenta a meta dos Benefícios</w:t>
             </w:r>
           </w:p>
@@ -335,9 +792,31 @@
         <w:tc>
           <w:tcPr>
             <w:tcW w:type="dxa" w:w="1682"/>
+            <w:tcMar>
+              <w:top w:w="100" w:type="dxa"/>
+              <w:start w:w="100" w:type="dxa"/>
+              <w:bottom w:w="100" w:type="dxa"/>
+              <w:end w:w="100" w:type="dxa"/>
+            </w:tcMar>
+            <w:shd w:fill="F3F5FA"/>
+            <w:tcBorders>
+              <w:top w:val="single" w:sz="6" w:color="D2D9E8"/>
+              <w:bottom w:val="single" w:sz="6" w:color="D2D9E8"/>
+              <w:start w:val="single" w:sz="6" w:color="D2D9E8"/>
+              <w:end w:val="single" w:sz="6" w:color="D2D9E8"/>
+            </w:tcBorders>
           </w:tcPr>
           <w:p>
+            <w:pPr>
+              <w:spacing w:after="0" w:line="208" w:lineRule="exact"/>
+            </w:pPr>
             <w:r>
+              <w:rPr>
+                <w:rFonts w:ascii="Montserrat" w:hAnsi="Montserrat" w:eastAsia="Montserrat" w:cs="Montserrat"/>
+                <w:b w:val="0"/>
+                <w:color w:val="30343B"/>
+                <w:sz w:val="16"/>
+              </w:rPr>
               <w:t>Gestão da área</w:t>
             </w:r>
           </w:p>
@@ -345,9 +824,31 @@
         <w:tc>
           <w:tcPr>
             <w:tcW w:type="dxa" w:w="1682"/>
+            <w:tcMar>
+              <w:top w:w="100" w:type="dxa"/>
+              <w:start w:w="100" w:type="dxa"/>
+              <w:bottom w:w="100" w:type="dxa"/>
+              <w:end w:w="100" w:type="dxa"/>
+            </w:tcMar>
+            <w:shd w:fill="F3F5FA"/>
+            <w:tcBorders>
+              <w:top w:val="single" w:sz="6" w:color="D2D9E8"/>
+              <w:bottom w:val="single" w:sz="6" w:color="D2D9E8"/>
+              <w:start w:val="single" w:sz="6" w:color="D2D9E8"/>
+              <w:end w:val="single" w:sz="6" w:color="D2D9E8"/>
+            </w:tcBorders>
           </w:tcPr>
           <w:p>
+            <w:pPr>
+              <w:spacing w:after="0" w:line="208" w:lineRule="exact"/>
+            </w:pPr>
             <w:r>
+              <w:rPr>
+                <w:rFonts w:ascii="Montserrat" w:hAnsi="Montserrat" w:eastAsia="Montserrat" w:cs="Montserrat"/>
+                <w:b w:val="0"/>
+                <w:color w:val="30343B"/>
+                <w:sz w:val="16"/>
+              </w:rPr>
               <w:t>Quantas horas por mês a equipe gasta hoje com complementos?</w:t>
             </w:r>
           </w:p>
@@ -355,9 +856,31 @@
         <w:tc>
           <w:tcPr>
             <w:tcW w:type="dxa" w:w="1682"/>
+            <w:tcMar>
+              <w:top w:w="100" w:type="dxa"/>
+              <w:start w:w="100" w:type="dxa"/>
+              <w:bottom w:w="100" w:type="dxa"/>
+              <w:end w:w="100" w:type="dxa"/>
+            </w:tcMar>
+            <w:shd w:fill="F3F5FA"/>
+            <w:tcBorders>
+              <w:top w:val="single" w:sz="6" w:color="D2D9E8"/>
+              <w:bottom w:val="single" w:sz="6" w:color="D2D9E8"/>
+              <w:start w:val="single" w:sz="6" w:color="D2D9E8"/>
+              <w:end w:val="single" w:sz="6" w:color="D2D9E8"/>
+            </w:tcBorders>
           </w:tcPr>
           <w:p>
+            <w:pPr>
+              <w:spacing w:after="0" w:line="208" w:lineRule="exact"/>
+            </w:pPr>
             <w:r>
+              <w:rPr>
+                <w:rFonts w:ascii="Montserrat" w:hAnsi="Montserrat" w:eastAsia="Montserrat" w:cs="Montserrat"/>
+                <w:b w:val="0"/>
+                <w:color w:val="30343B"/>
+                <w:sz w:val="16"/>
+              </w:rPr>
               <w:t>Não</w:t>
             </w:r>
           </w:p>
@@ -366,98 +889,158 @@
     </w:tbl>
     <w:p>
       <w:pPr>
+        <w:spacing w:before="0" w:after="140" w:line="256" w:lineRule="exact"/>
+      </w:pPr>
+      <w:r/>
+      <w:r>
+        <w:rPr>
+          <w:rFonts w:ascii="Montserrat" w:hAnsi="Montserrat" w:eastAsia="Montserrat" w:cs="Montserrat"/>
+          <w:b w:val="0"/>
+          <w:color w:val="30343B"/>
+          <w:sz w:val="19"/>
+        </w:rPr>
+      </w:r>
+    </w:p>
+    <w:p>
+      <w:pPr>
+        <w:spacing w:before="0" w:after="160" w:line="256" w:lineRule="exact"/>
+      </w:pPr>
+      <w:r/>
+      <w:r>
+        <w:rPr>
+          <w:rFonts w:ascii="Montserrat" w:hAnsi="Montserrat" w:eastAsia="Montserrat" w:cs="Montserrat"/>
+          <w:b w:val="0"/>
+          <w:color w:val="30343B"/>
+          <w:sz w:val="19"/>
+        </w:rPr>
+      </w:r>
+    </w:p>
+    <w:p>
+      <w:pPr>
         <w:pStyle w:val="Heading1"/>
+        <w:spacing w:before="200" w:after="140" w:line="264" w:lineRule="exact"/>
         <w:shd w:fill="102661"/>
       </w:pPr>
       <w:r>
         <w:rPr>
+          <w:caps/>
           <w:color w:val="FFFFFF"/>
+        </w:rPr>
+      </w:r>
+      <w:r>
+        <w:rPr>
+          <w:rFonts w:ascii="Montserrat" w:hAnsi="Montserrat" w:eastAsia="Montserrat" w:cs="Montserrat"/>
+          <w:b/>
+          <w:caps/>
+          <w:color w:val="FFFFFF"/>
+          <w:sz w:val="22"/>
         </w:rPr>
         <w:t>Avaliação crítica</w:t>
       </w:r>
     </w:p>
-    <w:tbl>
-      <w:tblPr>
-        <w:tblStyle w:val="TableGrid"/>
-        <w:tblW w:type="auto" w:w="0"/>
-        <w:tblLook w:firstColumn="1" w:firstRow="1" w:lastColumn="0" w:lastRow="0" w:noHBand="0" w:noVBand="1" w:val="04A0"/>
-      </w:tblPr>
-      <w:tblGrid>
-        <w:gridCol w:w="10092"/>
-      </w:tblGrid>
-      <w:tr>
-        <w:tc>
-          <w:tcPr>
-            <w:tcW w:type="dxa" w:w="10092"/>
-            <w:shd w:fill="F3F5FA"/>
-          </w:tcPr>
-          <w:p>
-            <w:r>
-              <w:rPr>
-                <w:b w:val="0"/>
-              </w:rPr>
-              <w:t>Pontos fortes: problema com frequência estimada e escopo em três grupos.</w:t>
-              <w:br/>
-              <w:t>Pontos fracos: meta de horas proposta, medida só no piloto com 8 analistas; regra de campos por tipo de pedido ainda não detalhada.</w:t>
-              <w:br/>
-              <w:t>Perguntas que a Tecnologia deve fazer: quais campos cada tipo de pedido exige (checklist, regras); quem homologa (checklist, responsáveis).</w:t>
-            </w:r>
-          </w:p>
-        </w:tc>
-      </w:tr>
-    </w:tbl>
     <w:p>
+      <w:pPr>
+        <w:spacing w:after="140" w:line="256" w:lineRule="exact"/>
+      </w:pPr>
       <w:r>
+        <w:rPr>
+          <w:rFonts w:ascii="Montserrat" w:hAnsi="Montserrat" w:eastAsia="Montserrat" w:cs="Montserrat"/>
+          <w:b w:val="0"/>
+          <w:color w:val="30343B"/>
+          <w:sz w:val="19"/>
+        </w:rPr>
+        <w:t>Pontos fortes: problema com frequência estimada e escopo em três grupos.</w:t>
+        <w:br/>
+        <w:t>Pontos fracos: meta de horas proposta, medida só no piloto com 8 analistas; regra de campos por tipo de pedido ainda não detalhada.</w:t>
+        <w:br/>
+        <w:t>Perguntas que a Tecnologia deve fazer: quais campos cada tipo de pedido exige (checklist, regras); quem homologa (checklist, responsáveis).</w:t>
+      </w:r>
+    </w:p>
+    <w:p>
+      <w:pPr>
+        <w:spacing w:before="0" w:after="0" w:line="208" w:lineRule="exact"/>
+      </w:pPr>
+      <w:r/>
+      <w:r>
+        <w:rPr>
+          <w:rFonts w:ascii="Montserrat" w:hAnsi="Montserrat" w:eastAsia="Montserrat" w:cs="Montserrat"/>
+          <w:b w:val="0"/>
+          <w:color w:val="30343B"/>
+          <w:sz w:val="16"/>
+        </w:rPr>
         <w:t>Fontes: FIC-01</w:t>
       </w:r>
     </w:p>
     <w:p>
       <w:pPr>
+        <w:spacing w:before="0" w:after="160" w:line="256" w:lineRule="exact"/>
+      </w:pPr>
+      <w:r/>
+      <w:r>
+        <w:rPr>
+          <w:rFonts w:ascii="Montserrat" w:hAnsi="Montserrat" w:eastAsia="Montserrat" w:cs="Montserrat"/>
+          <w:b w:val="0"/>
+          <w:color w:val="30343B"/>
+          <w:sz w:val="19"/>
+        </w:rPr>
+      </w:r>
+    </w:p>
+    <w:p>
+      <w:pPr>
         <w:pStyle w:val="Heading1"/>
+        <w:spacing w:before="200" w:after="140" w:line="264" w:lineRule="exact"/>
         <w:shd w:fill="102661"/>
       </w:pPr>
       <w:r>
         <w:rPr>
+          <w:caps/>
           <w:color w:val="FFFFFF"/>
+        </w:rPr>
+      </w:r>
+      <w:r>
+        <w:rPr>
+          <w:rFonts w:ascii="Montserrat" w:hAnsi="Montserrat" w:eastAsia="Montserrat" w:cs="Montserrat"/>
+          <w:b/>
+          <w:caps/>
+          <w:color w:val="FFFFFF"/>
+          <w:sz w:val="22"/>
         </w:rPr>
         <w:t>Origem dos dados</w:t>
       </w:r>
     </w:p>
-    <w:tbl>
-      <w:tblPr>
-        <w:tblStyle w:val="TableGrid"/>
-        <w:tblW w:type="auto" w:w="0"/>
-        <w:tblLook w:firstColumn="1" w:firstRow="1" w:lastColumn="0" w:lastRow="0" w:noHBand="0" w:noVBand="1" w:val="04A0"/>
-      </w:tblPr>
-      <w:tblGrid>
-        <w:gridCol w:w="10092"/>
-      </w:tblGrid>
-      <w:tr>
-        <w:tc>
-          <w:tcPr>
-            <w:tcW w:type="dxa" w:w="10092"/>
-            <w:shd w:fill="F3F5FA"/>
-          </w:tcPr>
-          <w:p>
-            <w:r>
-              <w:rPr>
-                <w:b w:val="0"/>
-              </w:rPr>
-              <w:t>Fonte de cada campo da CDT; todas são fictícias.</w:t>
-            </w:r>
-          </w:p>
-        </w:tc>
-      </w:tr>
-    </w:tbl>
     <w:p>
+      <w:pPr>
+        <w:spacing w:after="140" w:line="256" w:lineRule="exact"/>
+      </w:pPr>
       <w:r>
+        <w:rPr>
+          <w:rFonts w:ascii="Montserrat" w:hAnsi="Montserrat" w:eastAsia="Montserrat" w:cs="Montserrat"/>
+          <w:b w:val="0"/>
+          <w:color w:val="30343B"/>
+          <w:sz w:val="19"/>
+        </w:rPr>
+        <w:t>Fonte de cada campo da CDT; todas são fictícias.</w:t>
+      </w:r>
+    </w:p>
+    <w:p>
+      <w:pPr>
+        <w:spacing w:before="0" w:after="0" w:line="208" w:lineRule="exact"/>
+      </w:pPr>
+      <w:r/>
+      <w:r>
+        <w:rPr>
+          <w:rFonts w:ascii="Montserrat" w:hAnsi="Montserrat" w:eastAsia="Montserrat" w:cs="Montserrat"/>
+          <w:b w:val="0"/>
+          <w:color w:val="30343B"/>
+          <w:sz w:val="16"/>
+        </w:rPr>
         <w:t>Fontes: FIC-01, FIC-02</w:t>
       </w:r>
     </w:p>
     <w:tbl>
       <w:tblPr>
-        <w:tblStyle w:val="TableGrid"/>
         <w:tblW w:type="auto" w:w="0"/>
+        <w:tblLayout w:type="fixed"/>
         <w:tblLook w:firstColumn="1" w:firstRow="1" w:lastColumn="0" w:lastRow="0" w:noHBand="0" w:noVBand="1" w:val="04A0"/>
       </w:tblPr>
       <w:tblGrid>
@@ -470,9 +1053,31 @@
         <w:tc>
           <w:tcPr>
             <w:tcW w:type="dxa" w:w="2523"/>
+            <w:tcMar>
+              <w:top w:w="100" w:type="dxa"/>
+              <w:start w:w="100" w:type="dxa"/>
+              <w:bottom w:w="100" w:type="dxa"/>
+              <w:end w:w="100" w:type="dxa"/>
+            </w:tcMar>
+            <w:shd w:fill="193C8E"/>
+            <w:tcBorders>
+              <w:top w:val="single" w:sz="6" w:color="D2D9E8"/>
+              <w:bottom w:val="single" w:sz="6" w:color="D2D9E8"/>
+              <w:start w:val="single" w:sz="6" w:color="D2D9E8"/>
+              <w:end w:val="single" w:sz="6" w:color="D2D9E8"/>
+            </w:tcBorders>
           </w:tcPr>
           <w:p>
+            <w:pPr>
+              <w:spacing w:after="0" w:line="208" w:lineRule="exact"/>
+            </w:pPr>
             <w:r>
+              <w:rPr>
+                <w:rFonts w:ascii="Montserrat" w:hAnsi="Montserrat" w:eastAsia="Montserrat" w:cs="Montserrat"/>
+                <w:b/>
+                <w:color w:val="FFFFFF"/>
+                <w:sz w:val="16"/>
+              </w:rPr>
               <w:t>Campo</w:t>
             </w:r>
           </w:p>
@@ -480,9 +1085,31 @@
         <w:tc>
           <w:tcPr>
             <w:tcW w:type="dxa" w:w="2523"/>
+            <w:tcMar>
+              <w:top w:w="100" w:type="dxa"/>
+              <w:start w:w="100" w:type="dxa"/>
+              <w:bottom w:w="100" w:type="dxa"/>
+              <w:end w:w="100" w:type="dxa"/>
+            </w:tcMar>
+            <w:shd w:fill="193C8E"/>
+            <w:tcBorders>
+              <w:top w:val="single" w:sz="6" w:color="D2D9E8"/>
+              <w:bottom w:val="single" w:sz="6" w:color="D2D9E8"/>
+              <w:start w:val="single" w:sz="6" w:color="D2D9E8"/>
+              <w:end w:val="single" w:sz="6" w:color="D2D9E8"/>
+            </w:tcBorders>
           </w:tcPr>
           <w:p>
+            <w:pPr>
+              <w:spacing w:after="0" w:line="208" w:lineRule="exact"/>
+            </w:pPr>
             <w:r>
+              <w:rPr>
+                <w:rFonts w:ascii="Montserrat" w:hAnsi="Montserrat" w:eastAsia="Montserrat" w:cs="Montserrat"/>
+                <w:b/>
+                <w:color w:val="FFFFFF"/>
+                <w:sz w:val="16"/>
+              </w:rPr>
               <w:t>Fonte</w:t>
             </w:r>
           </w:p>
@@ -490,9 +1117,31 @@
         <w:tc>
           <w:tcPr>
             <w:tcW w:type="dxa" w:w="2523"/>
+            <w:tcMar>
+              <w:top w:w="100" w:type="dxa"/>
+              <w:start w:w="100" w:type="dxa"/>
+              <w:bottom w:w="100" w:type="dxa"/>
+              <w:end w:w="100" w:type="dxa"/>
+            </w:tcMar>
+            <w:shd w:fill="193C8E"/>
+            <w:tcBorders>
+              <w:top w:val="single" w:sz="6" w:color="D2D9E8"/>
+              <w:bottom w:val="single" w:sz="6" w:color="D2D9E8"/>
+              <w:start w:val="single" w:sz="6" w:color="D2D9E8"/>
+              <w:end w:val="single" w:sz="6" w:color="D2D9E8"/>
+            </w:tcBorders>
           </w:tcPr>
           <w:p>
+            <w:pPr>
+              <w:spacing w:after="0" w:line="208" w:lineRule="exact"/>
+            </w:pPr>
             <w:r>
+              <w:rPr>
+                <w:rFonts w:ascii="Montserrat" w:hAnsi="Montserrat" w:eastAsia="Montserrat" w:cs="Montserrat"/>
+                <w:b/>
+                <w:color w:val="FFFFFF"/>
+                <w:sz w:val="16"/>
+              </w:rPr>
               <w:t>Natureza</w:t>
             </w:r>
           </w:p>
@@ -500,9 +1149,31 @@
         <w:tc>
           <w:tcPr>
             <w:tcW w:type="dxa" w:w="2523"/>
+            <w:tcMar>
+              <w:top w:w="100" w:type="dxa"/>
+              <w:start w:w="100" w:type="dxa"/>
+              <w:bottom w:w="100" w:type="dxa"/>
+              <w:end w:w="100" w:type="dxa"/>
+            </w:tcMar>
+            <w:shd w:fill="193C8E"/>
+            <w:tcBorders>
+              <w:top w:val="single" w:sz="6" w:color="D2D9E8"/>
+              <w:bottom w:val="single" w:sz="6" w:color="D2D9E8"/>
+              <w:start w:val="single" w:sz="6" w:color="D2D9E8"/>
+              <w:end w:val="single" w:sz="6" w:color="D2D9E8"/>
+            </w:tcBorders>
           </w:tcPr>
           <w:p>
+            <w:pPr>
+              <w:spacing w:after="0" w:line="208" w:lineRule="exact"/>
+            </w:pPr>
             <w:r>
+              <w:rPr>
+                <w:rFonts w:ascii="Montserrat" w:hAnsi="Montserrat" w:eastAsia="Montserrat" w:cs="Montserrat"/>
+                <w:b/>
+                <w:color w:val="FFFFFF"/>
+                <w:sz w:val="16"/>
+              </w:rPr>
               <w:t>Limite</w:t>
             </w:r>
           </w:p>
@@ -512,9 +1183,30 @@
         <w:tc>
           <w:tcPr>
             <w:tcW w:type="dxa" w:w="2523"/>
+            <w:tcMar>
+              <w:top w:w="100" w:type="dxa"/>
+              <w:start w:w="100" w:type="dxa"/>
+              <w:bottom w:w="100" w:type="dxa"/>
+              <w:end w:w="100" w:type="dxa"/>
+            </w:tcMar>
+            <w:tcBorders>
+              <w:top w:val="single" w:sz="6" w:color="D2D9E8"/>
+              <w:bottom w:val="single" w:sz="6" w:color="D2D9E8"/>
+              <w:start w:val="single" w:sz="6" w:color="D2D9E8"/>
+              <w:end w:val="single" w:sz="6" w:color="D2D9E8"/>
+            </w:tcBorders>
           </w:tcPr>
           <w:p>
+            <w:pPr>
+              <w:spacing w:after="0" w:line="208" w:lineRule="exact"/>
+            </w:pPr>
             <w:r>
+              <w:rPr>
+                <w:rFonts w:ascii="Montserrat" w:hAnsi="Montserrat" w:eastAsia="Montserrat" w:cs="Montserrat"/>
+                <w:b w:val="0"/>
+                <w:color w:val="30343B"/>
+                <w:sz w:val="16"/>
+              </w:rPr>
               <w:t>Descrição: problema</w:t>
             </w:r>
           </w:p>
@@ -522,9 +1214,30 @@
         <w:tc>
           <w:tcPr>
             <w:tcW w:type="dxa" w:w="2523"/>
+            <w:tcMar>
+              <w:top w:w="100" w:type="dxa"/>
+              <w:start w:w="100" w:type="dxa"/>
+              <w:bottom w:w="100" w:type="dxa"/>
+              <w:end w:w="100" w:type="dxa"/>
+            </w:tcMar>
+            <w:tcBorders>
+              <w:top w:val="single" w:sz="6" w:color="D2D9E8"/>
+              <w:bottom w:val="single" w:sz="6" w:color="D2D9E8"/>
+              <w:start w:val="single" w:sz="6" w:color="D2D9E8"/>
+              <w:end w:val="single" w:sz="6" w:color="D2D9E8"/>
+            </w:tcBorders>
           </w:tcPr>
           <w:p>
+            <w:pPr>
+              <w:spacing w:after="0" w:line="208" w:lineRule="exact"/>
+            </w:pPr>
             <w:r>
+              <w:rPr>
+                <w:rFonts w:ascii="Montserrat" w:hAnsi="Montserrat" w:eastAsia="Montserrat" w:cs="Montserrat"/>
+                <w:b w:val="0"/>
+                <w:color w:val="30343B"/>
+                <w:sz w:val="16"/>
+              </w:rPr>
               <w:t>FIC-01: Briefing simulado</w:t>
             </w:r>
           </w:p>
@@ -532,9 +1245,30 @@
         <w:tc>
           <w:tcPr>
             <w:tcW w:type="dxa" w:w="2523"/>
+            <w:tcMar>
+              <w:top w:w="100" w:type="dxa"/>
+              <w:start w:w="100" w:type="dxa"/>
+              <w:bottom w:w="100" w:type="dxa"/>
+              <w:end w:w="100" w:type="dxa"/>
+            </w:tcMar>
+            <w:tcBorders>
+              <w:top w:val="single" w:sz="6" w:color="D2D9E8"/>
+              <w:bottom w:val="single" w:sz="6" w:color="D2D9E8"/>
+              <w:start w:val="single" w:sz="6" w:color="D2D9E8"/>
+              <w:end w:val="single" w:sz="6" w:color="D2D9E8"/>
+            </w:tcBorders>
           </w:tcPr>
           <w:p>
+            <w:pPr>
+              <w:spacing w:after="0" w:line="208" w:lineRule="exact"/>
+            </w:pPr>
             <w:r>
+              <w:rPr>
+                <w:rFonts w:ascii="Montserrat" w:hAnsi="Montserrat" w:eastAsia="Montserrat" w:cs="Montserrat"/>
+                <w:b w:val="0"/>
+                <w:color w:val="30343B"/>
+                <w:sz w:val="16"/>
+              </w:rPr>
               <w:t>estimativa</w:t>
             </w:r>
           </w:p>
@@ -542,9 +1276,30 @@
         <w:tc>
           <w:tcPr>
             <w:tcW w:type="dxa" w:w="2523"/>
+            <w:tcMar>
+              <w:top w:w="100" w:type="dxa"/>
+              <w:start w:w="100" w:type="dxa"/>
+              <w:bottom w:w="100" w:type="dxa"/>
+              <w:end w:w="100" w:type="dxa"/>
+            </w:tcMar>
+            <w:tcBorders>
+              <w:top w:val="single" w:sz="6" w:color="D2D9E8"/>
+              <w:bottom w:val="single" w:sz="6" w:color="D2D9E8"/>
+              <w:start w:val="single" w:sz="6" w:color="D2D9E8"/>
+              <w:end w:val="single" w:sz="6" w:color="D2D9E8"/>
+            </w:tcBorders>
           </w:tcPr>
           <w:p>
+            <w:pPr>
+              <w:spacing w:after="0" w:line="208" w:lineRule="exact"/>
+            </w:pPr>
             <w:r>
+              <w:rPr>
+                <w:rFonts w:ascii="Montserrat" w:hAnsi="Montserrat" w:eastAsia="Montserrat" w:cs="Montserrat"/>
+                <w:b w:val="0"/>
+                <w:color w:val="30343B"/>
+                <w:sz w:val="16"/>
+              </w:rPr>
               <w:t>exemplo</w:t>
             </w:r>
           </w:p>
@@ -554,9 +1309,31 @@
         <w:tc>
           <w:tcPr>
             <w:tcW w:type="dxa" w:w="2523"/>
+            <w:tcMar>
+              <w:top w:w="100" w:type="dxa"/>
+              <w:start w:w="100" w:type="dxa"/>
+              <w:bottom w:w="100" w:type="dxa"/>
+              <w:end w:w="100" w:type="dxa"/>
+            </w:tcMar>
+            <w:shd w:fill="F3F5FA"/>
+            <w:tcBorders>
+              <w:top w:val="single" w:sz="6" w:color="D2D9E8"/>
+              <w:bottom w:val="single" w:sz="6" w:color="D2D9E8"/>
+              <w:start w:val="single" w:sz="6" w:color="D2D9E8"/>
+              <w:end w:val="single" w:sz="6" w:color="D2D9E8"/>
+            </w:tcBorders>
           </w:tcPr>
           <w:p>
+            <w:pPr>
+              <w:spacing w:after="0" w:line="208" w:lineRule="exact"/>
+            </w:pPr>
             <w:r>
+              <w:rPr>
+                <w:rFonts w:ascii="Montserrat" w:hAnsi="Montserrat" w:eastAsia="Montserrat" w:cs="Montserrat"/>
+                <w:b w:val="0"/>
+                <w:color w:val="30343B"/>
+                <w:sz w:val="16"/>
+              </w:rPr>
               <w:t>Descrição: processo atual</w:t>
             </w:r>
           </w:p>
@@ -564,9 +1341,31 @@
         <w:tc>
           <w:tcPr>
             <w:tcW w:type="dxa" w:w="2523"/>
+            <w:tcMar>
+              <w:top w:w="100" w:type="dxa"/>
+              <w:start w:w="100" w:type="dxa"/>
+              <w:bottom w:w="100" w:type="dxa"/>
+              <w:end w:w="100" w:type="dxa"/>
+            </w:tcMar>
+            <w:shd w:fill="F3F5FA"/>
+            <w:tcBorders>
+              <w:top w:val="single" w:sz="6" w:color="D2D9E8"/>
+              <w:bottom w:val="single" w:sz="6" w:color="D2D9E8"/>
+              <w:start w:val="single" w:sz="6" w:color="D2D9E8"/>
+              <w:end w:val="single" w:sz="6" w:color="D2D9E8"/>
+            </w:tcBorders>
           </w:tcPr>
           <w:p>
+            <w:pPr>
+              <w:spacing w:after="0" w:line="208" w:lineRule="exact"/>
+            </w:pPr>
             <w:r>
+              <w:rPr>
+                <w:rFonts w:ascii="Montserrat" w:hAnsi="Montserrat" w:eastAsia="Montserrat" w:cs="Montserrat"/>
+                <w:b w:val="0"/>
+                <w:color w:val="30343B"/>
+                <w:sz w:val="16"/>
+              </w:rPr>
               <w:t>FIC-02: Relatório 4D simulado</w:t>
             </w:r>
           </w:p>
@@ -574,9 +1373,31 @@
         <w:tc>
           <w:tcPr>
             <w:tcW w:type="dxa" w:w="2523"/>
+            <w:tcMar>
+              <w:top w:w="100" w:type="dxa"/>
+              <w:start w:w="100" w:type="dxa"/>
+              <w:bottom w:w="100" w:type="dxa"/>
+              <w:end w:w="100" w:type="dxa"/>
+            </w:tcMar>
+            <w:shd w:fill="F3F5FA"/>
+            <w:tcBorders>
+              <w:top w:val="single" w:sz="6" w:color="D2D9E8"/>
+              <w:bottom w:val="single" w:sz="6" w:color="D2D9E8"/>
+              <w:start w:val="single" w:sz="6" w:color="D2D9E8"/>
+              <w:end w:val="single" w:sz="6" w:color="D2D9E8"/>
+            </w:tcBorders>
           </w:tcPr>
           <w:p>
+            <w:pPr>
+              <w:spacing w:after="0" w:line="208" w:lineRule="exact"/>
+            </w:pPr>
             <w:r>
+              <w:rPr>
+                <w:rFonts w:ascii="Montserrat" w:hAnsi="Montserrat" w:eastAsia="Montserrat" w:cs="Montserrat"/>
+                <w:b w:val="0"/>
+                <w:color w:val="30343B"/>
+                <w:sz w:val="16"/>
+              </w:rPr>
               <w:t>documentado</w:t>
             </w:r>
           </w:p>
@@ -584,9 +1405,31 @@
         <w:tc>
           <w:tcPr>
             <w:tcW w:type="dxa" w:w="2523"/>
+            <w:tcMar>
+              <w:top w:w="100" w:type="dxa"/>
+              <w:start w:w="100" w:type="dxa"/>
+              <w:bottom w:w="100" w:type="dxa"/>
+              <w:end w:w="100" w:type="dxa"/>
+            </w:tcMar>
+            <w:shd w:fill="F3F5FA"/>
+            <w:tcBorders>
+              <w:top w:val="single" w:sz="6" w:color="D2D9E8"/>
+              <w:bottom w:val="single" w:sz="6" w:color="D2D9E8"/>
+              <w:start w:val="single" w:sz="6" w:color="D2D9E8"/>
+              <w:end w:val="single" w:sz="6" w:color="D2D9E8"/>
+            </w:tcBorders>
           </w:tcPr>
           <w:p>
+            <w:pPr>
+              <w:spacing w:after="0" w:line="208" w:lineRule="exact"/>
+            </w:pPr>
             <w:r>
+              <w:rPr>
+                <w:rFonts w:ascii="Montserrat" w:hAnsi="Montserrat" w:eastAsia="Montserrat" w:cs="Montserrat"/>
+                <w:b w:val="0"/>
+                <w:color w:val="30343B"/>
+                <w:sz w:val="16"/>
+              </w:rPr>
               <w:t>exemplo</w:t>
             </w:r>
           </w:p>
@@ -596,9 +1439,30 @@
         <w:tc>
           <w:tcPr>
             <w:tcW w:type="dxa" w:w="2523"/>
+            <w:tcMar>
+              <w:top w:w="100" w:type="dxa"/>
+              <w:start w:w="100" w:type="dxa"/>
+              <w:bottom w:w="100" w:type="dxa"/>
+              <w:end w:w="100" w:type="dxa"/>
+            </w:tcMar>
+            <w:tcBorders>
+              <w:top w:val="single" w:sz="6" w:color="D2D9E8"/>
+              <w:bottom w:val="single" w:sz="6" w:color="D2D9E8"/>
+              <w:start w:val="single" w:sz="6" w:color="D2D9E8"/>
+              <w:end w:val="single" w:sz="6" w:color="D2D9E8"/>
+            </w:tcBorders>
           </w:tcPr>
           <w:p>
+            <w:pPr>
+              <w:spacing w:after="0" w:line="208" w:lineRule="exact"/>
+            </w:pPr>
             <w:r>
+              <w:rPr>
+                <w:rFonts w:ascii="Montserrat" w:hAnsi="Montserrat" w:eastAsia="Montserrat" w:cs="Montserrat"/>
+                <w:b w:val="0"/>
+                <w:color w:val="30343B"/>
+                <w:sz w:val="16"/>
+              </w:rPr>
               <w:t>Descrição: resultado e prioridade</w:t>
             </w:r>
           </w:p>
@@ -606,9 +1470,30 @@
         <w:tc>
           <w:tcPr>
             <w:tcW w:type="dxa" w:w="2523"/>
+            <w:tcMar>
+              <w:top w:w="100" w:type="dxa"/>
+              <w:start w:w="100" w:type="dxa"/>
+              <w:bottom w:w="100" w:type="dxa"/>
+              <w:end w:w="100" w:type="dxa"/>
+            </w:tcMar>
+            <w:tcBorders>
+              <w:top w:val="single" w:sz="6" w:color="D2D9E8"/>
+              <w:bottom w:val="single" w:sz="6" w:color="D2D9E8"/>
+              <w:start w:val="single" w:sz="6" w:color="D2D9E8"/>
+              <w:end w:val="single" w:sz="6" w:color="D2D9E8"/>
+            </w:tcBorders>
           </w:tcPr>
           <w:p>
+            <w:pPr>
+              <w:spacing w:after="0" w:line="208" w:lineRule="exact"/>
+            </w:pPr>
             <w:r>
+              <w:rPr>
+                <w:rFonts w:ascii="Montserrat" w:hAnsi="Montserrat" w:eastAsia="Montserrat" w:cs="Montserrat"/>
+                <w:b w:val="0"/>
+                <w:color w:val="30343B"/>
+                <w:sz w:val="16"/>
+              </w:rPr>
               <w:t>FIC-03: Relatório final simulado</w:t>
             </w:r>
           </w:p>
@@ -616,9 +1501,30 @@
         <w:tc>
           <w:tcPr>
             <w:tcW w:type="dxa" w:w="2523"/>
+            <w:tcMar>
+              <w:top w:w="100" w:type="dxa"/>
+              <w:start w:w="100" w:type="dxa"/>
+              <w:bottom w:w="100" w:type="dxa"/>
+              <w:end w:w="100" w:type="dxa"/>
+            </w:tcMar>
+            <w:tcBorders>
+              <w:top w:val="single" w:sz="6" w:color="D2D9E8"/>
+              <w:bottom w:val="single" w:sz="6" w:color="D2D9E8"/>
+              <w:start w:val="single" w:sz="6" w:color="D2D9E8"/>
+              <w:end w:val="single" w:sz="6" w:color="D2D9E8"/>
+            </w:tcBorders>
           </w:tcPr>
           <w:p>
+            <w:pPr>
+              <w:spacing w:after="0" w:line="208" w:lineRule="exact"/>
+            </w:pPr>
             <w:r>
+              <w:rPr>
+                <w:rFonts w:ascii="Montserrat" w:hAnsi="Montserrat" w:eastAsia="Montserrat" w:cs="Montserrat"/>
+                <w:b w:val="0"/>
+                <w:color w:val="30343B"/>
+                <w:sz w:val="16"/>
+              </w:rPr>
               <w:t>decidido</w:t>
             </w:r>
           </w:p>
@@ -626,9 +1532,30 @@
         <w:tc>
           <w:tcPr>
             <w:tcW w:type="dxa" w:w="2523"/>
+            <w:tcMar>
+              <w:top w:w="100" w:type="dxa"/>
+              <w:start w:w="100" w:type="dxa"/>
+              <w:bottom w:w="100" w:type="dxa"/>
+              <w:end w:w="100" w:type="dxa"/>
+            </w:tcMar>
+            <w:tcBorders>
+              <w:top w:val="single" w:sz="6" w:color="D2D9E8"/>
+              <w:bottom w:val="single" w:sz="6" w:color="D2D9E8"/>
+              <w:start w:val="single" w:sz="6" w:color="D2D9E8"/>
+              <w:end w:val="single" w:sz="6" w:color="D2D9E8"/>
+            </w:tcBorders>
           </w:tcPr>
           <w:p>
+            <w:pPr>
+              <w:spacing w:after="0" w:line="208" w:lineRule="exact"/>
+            </w:pPr>
             <w:r>
+              <w:rPr>
+                <w:rFonts w:ascii="Montserrat" w:hAnsi="Montserrat" w:eastAsia="Montserrat" w:cs="Montserrat"/>
+                <w:b w:val="0"/>
+                <w:color w:val="30343B"/>
+                <w:sz w:val="16"/>
+              </w:rPr>
               <w:t>prevalece sobre o 3E</w:t>
             </w:r>
           </w:p>
@@ -638,9 +1565,31 @@
         <w:tc>
           <w:tcPr>
             <w:tcW w:type="dxa" w:w="2523"/>
+            <w:tcMar>
+              <w:top w:w="100" w:type="dxa"/>
+              <w:start w:w="100" w:type="dxa"/>
+              <w:bottom w:w="100" w:type="dxa"/>
+              <w:end w:w="100" w:type="dxa"/>
+            </w:tcMar>
+            <w:shd w:fill="F3F5FA"/>
+            <w:tcBorders>
+              <w:top w:val="single" w:sz="6" w:color="D2D9E8"/>
+              <w:bottom w:val="single" w:sz="6" w:color="D2D9E8"/>
+              <w:start w:val="single" w:sz="6" w:color="D2D9E8"/>
+              <w:end w:val="single" w:sz="6" w:color="D2D9E8"/>
+            </w:tcBorders>
           </w:tcPr>
           <w:p>
+            <w:pPr>
+              <w:spacing w:after="0" w:line="208" w:lineRule="exact"/>
+            </w:pPr>
             <w:r>
+              <w:rPr>
+                <w:rFonts w:ascii="Montserrat" w:hAnsi="Montserrat" w:eastAsia="Montserrat" w:cs="Montserrat"/>
+                <w:b w:val="0"/>
+                <w:color w:val="30343B"/>
+                <w:sz w:val="16"/>
+              </w:rPr>
               <w:t>Justificativa</w:t>
             </w:r>
           </w:p>
@@ -648,9 +1597,31 @@
         <w:tc>
           <w:tcPr>
             <w:tcW w:type="dxa" w:w="2523"/>
+            <w:tcMar>
+              <w:top w:w="100" w:type="dxa"/>
+              <w:start w:w="100" w:type="dxa"/>
+              <w:bottom w:w="100" w:type="dxa"/>
+              <w:end w:w="100" w:type="dxa"/>
+            </w:tcMar>
+            <w:shd w:fill="F3F5FA"/>
+            <w:tcBorders>
+              <w:top w:val="single" w:sz="6" w:color="D2D9E8"/>
+              <w:bottom w:val="single" w:sz="6" w:color="D2D9E8"/>
+              <w:start w:val="single" w:sz="6" w:color="D2D9E8"/>
+              <w:end w:val="single" w:sz="6" w:color="D2D9E8"/>
+            </w:tcBorders>
           </w:tcPr>
           <w:p>
+            <w:pPr>
+              <w:spacing w:after="0" w:line="208" w:lineRule="exact"/>
+            </w:pPr>
             <w:r>
+              <w:rPr>
+                <w:rFonts w:ascii="Montserrat" w:hAnsi="Montserrat" w:eastAsia="Montserrat" w:cs="Montserrat"/>
+                <w:b w:val="0"/>
+                <w:color w:val="30343B"/>
+                <w:sz w:val="16"/>
+              </w:rPr>
               <w:t>FIC-01: Briefing simulado</w:t>
             </w:r>
           </w:p>
@@ -658,9 +1629,31 @@
         <w:tc>
           <w:tcPr>
             <w:tcW w:type="dxa" w:w="2523"/>
+            <w:tcMar>
+              <w:top w:w="100" w:type="dxa"/>
+              <w:start w:w="100" w:type="dxa"/>
+              <w:bottom w:w="100" w:type="dxa"/>
+              <w:end w:w="100" w:type="dxa"/>
+            </w:tcMar>
+            <w:shd w:fill="F3F5FA"/>
+            <w:tcBorders>
+              <w:top w:val="single" w:sz="6" w:color="D2D9E8"/>
+              <w:bottom w:val="single" w:sz="6" w:color="D2D9E8"/>
+              <w:start w:val="single" w:sz="6" w:color="D2D9E8"/>
+              <w:end w:val="single" w:sz="6" w:color="D2D9E8"/>
+            </w:tcBorders>
           </w:tcPr>
           <w:p>
+            <w:pPr>
+              <w:spacing w:after="0" w:line="208" w:lineRule="exact"/>
+            </w:pPr>
             <w:r>
+              <w:rPr>
+                <w:rFonts w:ascii="Montserrat" w:hAnsi="Montserrat" w:eastAsia="Montserrat" w:cs="Montserrat"/>
+                <w:b w:val="0"/>
+                <w:color w:val="30343B"/>
+                <w:sz w:val="16"/>
+              </w:rPr>
               <w:t>relatado</w:t>
             </w:r>
           </w:p>
@@ -668,9 +1661,31 @@
         <w:tc>
           <w:tcPr>
             <w:tcW w:type="dxa" w:w="2523"/>
+            <w:tcMar>
+              <w:top w:w="100" w:type="dxa"/>
+              <w:start w:w="100" w:type="dxa"/>
+              <w:bottom w:w="100" w:type="dxa"/>
+              <w:end w:w="100" w:type="dxa"/>
+            </w:tcMar>
+            <w:shd w:fill="F3F5FA"/>
+            <w:tcBorders>
+              <w:top w:val="single" w:sz="6" w:color="D2D9E8"/>
+              <w:bottom w:val="single" w:sz="6" w:color="D2D9E8"/>
+              <w:start w:val="single" w:sz="6" w:color="D2D9E8"/>
+              <w:end w:val="single" w:sz="6" w:color="D2D9E8"/>
+            </w:tcBorders>
           </w:tcPr>
           <w:p>
+            <w:pPr>
+              <w:spacing w:after="0" w:line="208" w:lineRule="exact"/>
+            </w:pPr>
             <w:r>
+              <w:rPr>
+                <w:rFonts w:ascii="Montserrat" w:hAnsi="Montserrat" w:eastAsia="Montserrat" w:cs="Montserrat"/>
+                <w:b w:val="0"/>
+                <w:color w:val="30343B"/>
+                <w:sz w:val="16"/>
+              </w:rPr>
               <w:t>exemplo</w:t>
             </w:r>
           </w:p>
@@ -680,9 +1695,30 @@
         <w:tc>
           <w:tcPr>
             <w:tcW w:type="dxa" w:w="2523"/>
+            <w:tcMar>
+              <w:top w:w="100" w:type="dxa"/>
+              <w:start w:w="100" w:type="dxa"/>
+              <w:bottom w:w="100" w:type="dxa"/>
+              <w:end w:w="100" w:type="dxa"/>
+            </w:tcMar>
+            <w:tcBorders>
+              <w:top w:val="single" w:sz="6" w:color="D2D9E8"/>
+              <w:bottom w:val="single" w:sz="6" w:color="D2D9E8"/>
+              <w:start w:val="single" w:sz="6" w:color="D2D9E8"/>
+              <w:end w:val="single" w:sz="6" w:color="D2D9E8"/>
+            </w:tcBorders>
           </w:tcPr>
           <w:p>
+            <w:pPr>
+              <w:spacing w:after="0" w:line="208" w:lineRule="exact"/>
+            </w:pPr>
             <w:r>
+              <w:rPr>
+                <w:rFonts w:ascii="Montserrat" w:hAnsi="Montserrat" w:eastAsia="Montserrat" w:cs="Montserrat"/>
+                <w:b w:val="0"/>
+                <w:color w:val="30343B"/>
+                <w:sz w:val="16"/>
+              </w:rPr>
               <w:t>Benefícios</w:t>
             </w:r>
           </w:p>
@@ -690,9 +1726,30 @@
         <w:tc>
           <w:tcPr>
             <w:tcW w:type="dxa" w:w="2523"/>
+            <w:tcMar>
+              <w:top w:w="100" w:type="dxa"/>
+              <w:start w:w="100" w:type="dxa"/>
+              <w:bottom w:w="100" w:type="dxa"/>
+              <w:end w:w="100" w:type="dxa"/>
+            </w:tcMar>
+            <w:tcBorders>
+              <w:top w:val="single" w:sz="6" w:color="D2D9E8"/>
+              <w:bottom w:val="single" w:sz="6" w:color="D2D9E8"/>
+              <w:start w:val="single" w:sz="6" w:color="D2D9E8"/>
+              <w:end w:val="single" w:sz="6" w:color="D2D9E8"/>
+            </w:tcBorders>
           </w:tcPr>
           <w:p>
+            <w:pPr>
+              <w:spacing w:after="0" w:line="208" w:lineRule="exact"/>
+            </w:pPr>
             <w:r>
+              <w:rPr>
+                <w:rFonts w:ascii="Montserrat" w:hAnsi="Montserrat" w:eastAsia="Montserrat" w:cs="Montserrat"/>
+                <w:b w:val="0"/>
+                <w:color w:val="30343B"/>
+                <w:sz w:val="16"/>
+              </w:rPr>
               <w:t>FIC-03: Relatório final simulado</w:t>
             </w:r>
           </w:p>
@@ -700,9 +1757,30 @@
         <w:tc>
           <w:tcPr>
             <w:tcW w:type="dxa" w:w="2523"/>
+            <w:tcMar>
+              <w:top w:w="100" w:type="dxa"/>
+              <w:start w:w="100" w:type="dxa"/>
+              <w:bottom w:w="100" w:type="dxa"/>
+              <w:end w:w="100" w:type="dxa"/>
+            </w:tcMar>
+            <w:tcBorders>
+              <w:top w:val="single" w:sz="6" w:color="D2D9E8"/>
+              <w:bottom w:val="single" w:sz="6" w:color="D2D9E8"/>
+              <w:start w:val="single" w:sz="6" w:color="D2D9E8"/>
+              <w:end w:val="single" w:sz="6" w:color="D2D9E8"/>
+            </w:tcBorders>
           </w:tcPr>
           <w:p>
+            <w:pPr>
+              <w:spacing w:after="0" w:line="208" w:lineRule="exact"/>
+            </w:pPr>
             <w:r>
+              <w:rPr>
+                <w:rFonts w:ascii="Montserrat" w:hAnsi="Montserrat" w:eastAsia="Montserrat" w:cs="Montserrat"/>
+                <w:b w:val="0"/>
+                <w:color w:val="30343B"/>
+                <w:sz w:val="16"/>
+              </w:rPr>
               <w:t>medido no piloto</w:t>
             </w:r>
           </w:p>
@@ -710,9 +1788,30 @@
         <w:tc>
           <w:tcPr>
             <w:tcW w:type="dxa" w:w="2523"/>
+            <w:tcMar>
+              <w:top w:w="100" w:type="dxa"/>
+              <w:start w:w="100" w:type="dxa"/>
+              <w:bottom w:w="100" w:type="dxa"/>
+              <w:end w:w="100" w:type="dxa"/>
+            </w:tcMar>
+            <w:tcBorders>
+              <w:top w:val="single" w:sz="6" w:color="D2D9E8"/>
+              <w:bottom w:val="single" w:sz="6" w:color="D2D9E8"/>
+              <w:start w:val="single" w:sz="6" w:color="D2D9E8"/>
+              <w:end w:val="single" w:sz="6" w:color="D2D9E8"/>
+            </w:tcBorders>
           </w:tcPr>
           <w:p>
+            <w:pPr>
+              <w:spacing w:after="0" w:line="208" w:lineRule="exact"/>
+            </w:pPr>
             <w:r>
+              <w:rPr>
+                <w:rFonts w:ascii="Montserrat" w:hAnsi="Montserrat" w:eastAsia="Montserrat" w:cs="Montserrat"/>
+                <w:b w:val="0"/>
+                <w:color w:val="30343B"/>
+                <w:sz w:val="16"/>
+              </w:rPr>
               <w:t>8 analistas</w:t>
             </w:r>
           </w:p>
@@ -721,84 +1820,101 @@
     </w:tbl>
     <w:p>
       <w:pPr>
+        <w:spacing w:before="0" w:after="140" w:line="256" w:lineRule="exact"/>
+      </w:pPr>
+      <w:r/>
+      <w:r>
+        <w:rPr>
+          <w:rFonts w:ascii="Montserrat" w:hAnsi="Montserrat" w:eastAsia="Montserrat" w:cs="Montserrat"/>
+          <w:b w:val="0"/>
+          <w:color w:val="30343B"/>
+          <w:sz w:val="19"/>
+        </w:rPr>
+      </w:r>
+    </w:p>
+    <w:p>
+      <w:pPr>
+        <w:spacing w:before="0" w:after="160" w:line="256" w:lineRule="exact"/>
+      </w:pPr>
+      <w:r/>
+      <w:r>
+        <w:rPr>
+          <w:rFonts w:ascii="Montserrat" w:hAnsi="Montserrat" w:eastAsia="Montserrat" w:cs="Montserrat"/>
+          <w:b w:val="0"/>
+          <w:color w:val="30343B"/>
+          <w:sz w:val="19"/>
+        </w:rPr>
+      </w:r>
+    </w:p>
+    <w:p>
+      <w:pPr>
         <w:pStyle w:val="Heading1"/>
+        <w:spacing w:before="0" w:after="0" w:line="312" w:lineRule="exact"/>
       </w:pPr>
+      <w:r/>
       <w:r>
+        <w:rPr>
+          <w:rFonts w:ascii="Montserrat" w:hAnsi="Montserrat" w:eastAsia="Montserrat" w:cs="Montserrat"/>
+          <w:b/>
+          <w:color w:val="193C8E"/>
+          <w:sz w:val="26"/>
+        </w:rPr>
         <w:t>Fontes</w:t>
       </w:r>
     </w:p>
     <w:p>
+      <w:pPr>
+        <w:spacing w:before="0" w:after="0" w:line="208" w:lineRule="exact"/>
+      </w:pPr>
+      <w:r/>
       <w:r>
+        <w:rPr>
+          <w:rFonts w:ascii="Montserrat" w:hAnsi="Montserrat" w:eastAsia="Montserrat" w:cs="Montserrat"/>
+          <w:b w:val="0"/>
+          <w:color w:val="30343B"/>
+          <w:sz w:val="16"/>
+        </w:rPr>
         <w:t>FIC-01: briefing-simulado exemplo fictício, sem dados reais</w:t>
       </w:r>
     </w:p>
     <w:p>
+      <w:pPr>
+        <w:spacing w:before="0" w:after="0" w:line="208" w:lineRule="exact"/>
+      </w:pPr>
+      <w:r/>
       <w:r>
+        <w:rPr>
+          <w:rFonts w:ascii="Montserrat" w:hAnsi="Montserrat" w:eastAsia="Montserrat" w:cs="Montserrat"/>
+          <w:b w:val="0"/>
+          <w:color w:val="30343B"/>
+          <w:sz w:val="16"/>
+        </w:rPr>
         <w:t>FIC-02: relatorio-4d-simulado exemplo fictício, sem coleta real</w:t>
       </w:r>
     </w:p>
     <w:p>
+      <w:pPr>
+        <w:spacing w:before="0" w:after="0" w:line="208" w:lineRule="exact"/>
+      </w:pPr>
+      <w:r/>
       <w:r>
+        <w:rPr>
+          <w:rFonts w:ascii="Montserrat" w:hAnsi="Montserrat" w:eastAsia="Montserrat" w:cs="Montserrat"/>
+          <w:b w:val="0"/>
+          <w:color w:val="30343B"/>
+          <w:sz w:val="16"/>
+        </w:rPr>
         <w:t>FIC-03: relatorio-final-simulado exemplo fictício, sem decisão real</w:t>
       </w:r>
     </w:p>
     <w:sectPr>
-      <w:headerReference w:type="default" r:id="rId9"/>
       <w:pgSz w:w="11906" w:h="16838"/>
-      <w:pgMar w:top="907" w:right="907" w:bottom="907" w:left="907" w:header="720" w:footer="720" w:gutter="0"/>
+      <w:pgMar w:top="907" w:right="907" w:bottom="907" w:left="907" w:header="113" w:footer="283" w:gutter="0"/>
       <w:cols w:space="720"/>
       <w:docGrid w:linePitch="360"/>
     </w:sectPr>
   </w:body>
 </w:document>
-</file>
-
-<file path=word/header1.xml><?xml version="1.0" encoding="utf-8"?>
-<w:hdr xmlns:m="http://schemas.openxmlformats.org/officeDocument/2006/math" xmlns:mc="http://schemas.openxmlformats.org/markup-compatibility/2006" xmlns:mo="http://schemas.microsoft.com/office/mac/office/2008/main" xmlns:mv="urn:schemas-microsoft-com:mac:vml" xmlns:o="urn:schemas-microsoft-com:office:office" xmlns:r="http://schemas.openxmlformats.org/officeDocument/2006/relationships" xmlns:v="urn:schemas-microsoft-com:vml" xmlns:w10="urn:schemas-microsoft-com:office:word" xmlns:w14="http://schemas.microsoft.com/office/word/2010/wordml" xmlns:w="http://schemas.openxmlformats.org/wordprocessingml/2006/main" xmlns:wne="http://schemas.microsoft.com/office/word/2006/wordml" xmlns:wp14="http://schemas.microsoft.com/office/word/2010/wordprocessingDrawing" xmlns:wp="http://schemas.openxmlformats.org/drawingml/2006/wordprocessingDrawing" xmlns:wpc="http://schemas.microsoft.com/office/word/2010/wordprocessingCanvas" xmlns:wpg="http://schemas.microsoft.com/office/word/2010/wordprocessingGroup" xmlns:wpi="http://schemas.microsoft.com/office/word/2010/wordprocessingInk" xmlns:wps="http://schemas.microsoft.com/office/word/2010/wordprocessingShape" mc:Ignorable="w14 wp14">
-  <w:p>
-    <w:pPr>
-      <w:pStyle w:val="Header"/>
-      <w:jc w:val="right"/>
-    </w:pPr>
-    <w:r>
-      <w:t xml:space="preserve">ANÁLISE DA CDT    </w:t>
-    </w:r>
-    <w:r>
-      <w:drawing>
-        <wp:inline xmlns:a="http://schemas.openxmlformats.org/drawingml/2006/main" xmlns:pic="http://schemas.openxmlformats.org/drawingml/2006/picture">
-          <wp:extent cx="1152000" cy="431878"/>
-          <wp:docPr id="1" name="Picture 1"/>
-          <wp:cNvGraphicFramePr>
-            <a:graphicFrameLocks noChangeAspect="1"/>
-          </wp:cNvGraphicFramePr>
-          <a:graphic>
-            <a:graphicData uri="http://schemas.openxmlformats.org/drawingml/2006/picture">
-              <pic:pic>
-                <pic:nvPicPr>
-                  <pic:cNvPr id="0" name="logo_ccee.png"/>
-                  <pic:cNvPicPr/>
-                </pic:nvPicPr>
-                <pic:blipFill>
-                  <a:blip r:embed="rId1"/>
-                  <a:stretch>
-                    <a:fillRect/>
-                  </a:stretch>
-                </pic:blipFill>
-                <pic:spPr>
-                  <a:xfrm>
-                    <a:off x="0" y="0"/>
-                    <a:ext cx="1152000" cy="431878"/>
-                  </a:xfrm>
-                  <a:prstGeom prst="rect"/>
-                </pic:spPr>
-              </pic:pic>
-            </a:graphicData>
-          </a:graphic>
-        </wp:inline>
-      </w:drawing>
-    </w:r>
-  </w:p>
-</w:hdr>
 </file>
 
 <file path=word/numbering.xml><?xml version="1.0" encoding="utf-8"?>
@@ -1164,6 +2280,9 @@
     <w:name w:val="Normal"/>
     <w:qFormat/>
     <w:rsid w:val="00FC693F"/>
+    <w:pPr>
+      <w:spacing w:after="0" w:line="256" w:lineRule="exact"/>
+    </w:pPr>
     <w:rPr>
       <w:rFonts w:ascii="Montserrat" w:hAnsi="Montserrat"/>
       <w:sz w:val="19"/>
@@ -1232,7 +2351,7 @@
       <w:b/>
       <w:bCs/>
       <w:color w:val="193C8E"/>
-      <w:sz w:val="28"/>
+      <w:sz w:val="22"/>
       <w:szCs w:val="28"/>
     </w:rPr>
   </w:style>
@@ -1518,10 +2637,11 @@
     </w:pPr>
     <w:rPr>
       <w:rFonts w:asciiTheme="majorHAnsi" w:eastAsiaTheme="majorEastAsia" w:hAnsiTheme="majorHAnsi" w:cstheme="majorBidi" w:ascii="Montserrat" w:hAnsi="Montserrat"/>
+      <w:b/>
       <w:color w:val="193C8E"/>
       <w:spacing w:val="5"/>
       <w:kern w:val="28"/>
-      <w:sz w:val="52"/>
+      <w:sz w:val="60"/>
       <w:szCs w:val="52"/>
     </w:rPr>
   </w:style>

--- a/_SAMPLES_ENTREGAVEIS/cdt_analysis/sample-cdt-analise-v1.3.0.docx
+++ b/_SAMPLES_ENTREGAVEIS/cdt_analysis/sample-cdt-analise-v1.3.0.docx
@@ -7,7 +7,7 @@
         <w:tabs>
           <w:tab w:pos="10092" w:val="right"/>
         </w:tabs>
-        <w:spacing w:line="560" w:lineRule="exact"/>
+        <w:spacing w:line="720" w:lineRule="exact"/>
         <w:pBdr>
           <w:bottom w:val="single" w:sz="12" w:color="193C8E"/>
         </w:pBdr>
@@ -60,7 +60,7 @@
     <w:p>
       <w:pPr>
         <w:pStyle w:val="Title"/>
-        <w:spacing w:before="160" w:after="120"/>
+        <w:spacing w:before="0" w:after="120"/>
       </w:pPr>
       <w:r>
         <w:rPr>

--- a/_SAMPLES_ENTREGAVEIS/cdt_analysis/sample-cdt-analise-v1.3.0.docx
+++ b/_SAMPLES_ENTREGAVEIS/cdt_analysis/sample-cdt-analise-v1.3.0.docx
@@ -105,6 +105,9 @@
     <w:p>
       <w:pPr>
         <w:pStyle w:val="Heading1"/>
+        <w:tabs>
+          <w:tab w:pos="240" w:val="left"/>
+        </w:tabs>
         <w:spacing w:before="200" w:after="140" w:line="264" w:lineRule="exact"/>
         <w:shd w:fill="102661"/>
       </w:pPr>
@@ -113,6 +116,7 @@
           <w:caps/>
           <w:color w:val="FFFFFF"/>
         </w:rPr>
+        <w:tab/>
       </w:r>
       <w:r>
         <w:rPr>
@@ -171,6 +175,9 @@
     <w:p>
       <w:pPr>
         <w:pStyle w:val="Heading1"/>
+        <w:tabs>
+          <w:tab w:pos="240" w:val="left"/>
+        </w:tabs>
         <w:spacing w:before="200" w:after="140" w:line="264" w:lineRule="exact"/>
         <w:shd w:fill="102661"/>
       </w:pPr>
@@ -179,6 +186,7 @@
           <w:caps/>
           <w:color w:val="FFFFFF"/>
         </w:rPr>
+        <w:tab/>
       </w:r>
       <w:r>
         <w:rPr>
@@ -247,6 +255,9 @@
     <w:p>
       <w:pPr>
         <w:pStyle w:val="Heading1"/>
+        <w:tabs>
+          <w:tab w:pos="240" w:val="left"/>
+        </w:tabs>
         <w:spacing w:before="200" w:after="140" w:line="264" w:lineRule="exact"/>
         <w:shd w:fill="102661"/>
       </w:pPr>
@@ -255,6 +266,7 @@
           <w:caps/>
           <w:color w:val="FFFFFF"/>
         </w:rPr>
+        <w:tab/>
       </w:r>
       <w:r>
         <w:rPr>
@@ -918,6 +930,9 @@
     <w:p>
       <w:pPr>
         <w:pStyle w:val="Heading1"/>
+        <w:tabs>
+          <w:tab w:pos="240" w:val="left"/>
+        </w:tabs>
         <w:spacing w:before="200" w:after="140" w:line="264" w:lineRule="exact"/>
         <w:shd w:fill="102661"/>
       </w:pPr>
@@ -926,6 +941,7 @@
           <w:caps/>
           <w:color w:val="FFFFFF"/>
         </w:rPr>
+        <w:tab/>
       </w:r>
       <w:r>
         <w:rPr>
@@ -988,6 +1004,9 @@
     <w:p>
       <w:pPr>
         <w:pStyle w:val="Heading1"/>
+        <w:tabs>
+          <w:tab w:pos="240" w:val="left"/>
+        </w:tabs>
         <w:spacing w:before="200" w:after="140" w:line="264" w:lineRule="exact"/>
         <w:shd w:fill="102661"/>
       </w:pPr>
@@ -996,6 +1015,7 @@
           <w:caps/>
           <w:color w:val="FFFFFF"/>
         </w:rPr>
+        <w:tab/>
       </w:r>
       <w:r>
         <w:rPr>

--- a/_SAMPLES_ENTREGAVEIS/cdt_analysis/sample-cdt-analise-v1.3.0.docx
+++ b/_SAMPLES_ENTREGAVEIS/cdt_analysis/sample-cdt-analise-v1.3.0.docx
@@ -110,6 +110,10 @@
         </w:tabs>
         <w:spacing w:before="200" w:after="140" w:line="264" w:lineRule="exact"/>
         <w:shd w:fill="102661"/>
+        <w:pBdr>
+          <w:top w:val="single" w:sz="72" w:color="102661" w:space="0"/>
+          <w:bottom w:val="single" w:sz="72" w:color="102661" w:space="0"/>
+        </w:pBdr>
       </w:pPr>
       <w:r>
         <w:rPr>
@@ -142,12 +146,6 @@
         </w:rPr>
         <w:t>Pronta para envio. As cinco perguntas da Descrição estão respondidas, sem ponto em aberto, e os seis itens do checklist estão atendidos. Principal ponto fraco: a meta de horas foi medida só no piloto.</w:t>
       </w:r>
-    </w:p>
-    <w:p>
-      <w:pPr>
-        <w:spacing w:before="0" w:after="0" w:line="208" w:lineRule="exact"/>
-      </w:pPr>
-      <w:r/>
       <w:r>
         <w:rPr>
           <w:rFonts w:ascii="Montserrat" w:hAnsi="Montserrat" w:eastAsia="Montserrat" w:cs="Montserrat"/>
@@ -155,22 +153,13 @@
           <w:color w:val="30343B"/>
           <w:sz w:val="16"/>
         </w:rPr>
-        <w:t>Fontes: FIC-01</w:t>
+        <w:t>[FIC-01]</w:t>
       </w:r>
     </w:p>
     <w:p>
       <w:pPr>
-        <w:spacing w:before="0" w:after="160" w:line="256" w:lineRule="exact"/>
+        <w:spacing w:line="20" w:lineRule="exact" w:after="180"/>
       </w:pPr>
-      <w:r/>
-      <w:r>
-        <w:rPr>
-          <w:rFonts w:ascii="Montserrat" w:hAnsi="Montserrat" w:eastAsia="Montserrat" w:cs="Montserrat"/>
-          <w:b w:val="0"/>
-          <w:color w:val="30343B"/>
-          <w:sz w:val="19"/>
-        </w:rPr>
-      </w:r>
     </w:p>
     <w:p>
       <w:pPr>
@@ -180,6 +169,10 @@
         </w:tabs>
         <w:spacing w:before="200" w:after="140" w:line="264" w:lineRule="exact"/>
         <w:shd w:fill="102661"/>
+        <w:pBdr>
+          <w:top w:val="single" w:sz="72" w:color="102661" w:space="0"/>
+          <w:bottom w:val="single" w:sz="72" w:color="102661" w:space="0"/>
+        </w:pBdr>
       </w:pPr>
       <w:r>
         <w:rPr>
@@ -222,12 +215,6 @@
         <w:br/>
         <w:t>- Responsáveis: atendido. Nossa coordenação de atendimento esclarece dúvidas e valida as entregas; eu, como gerente, decido mudanças de escopo.</w:t>
       </w:r>
-    </w:p>
-    <w:p>
-      <w:pPr>
-        <w:spacing w:before="0" w:after="0" w:line="208" w:lineRule="exact"/>
-      </w:pPr>
-      <w:r/>
       <w:r>
         <w:rPr>
           <w:rFonts w:ascii="Montserrat" w:hAnsi="Montserrat" w:eastAsia="Montserrat" w:cs="Montserrat"/>
@@ -235,22 +222,13 @@
           <w:color w:val="30343B"/>
           <w:sz w:val="16"/>
         </w:rPr>
-        <w:t>Fontes: FIC-01, FIC-02</w:t>
+        <w:t>[FIC-01, FIC-02]</w:t>
       </w:r>
     </w:p>
     <w:p>
       <w:pPr>
-        <w:spacing w:before="0" w:after="160" w:line="256" w:lineRule="exact"/>
+        <w:spacing w:line="20" w:lineRule="exact" w:after="180"/>
       </w:pPr>
-      <w:r/>
-      <w:r>
-        <w:rPr>
-          <w:rFonts w:ascii="Montserrat" w:hAnsi="Montserrat" w:eastAsia="Montserrat" w:cs="Montserrat"/>
-          <w:b w:val="0"/>
-          <w:color w:val="30343B"/>
-          <w:sz w:val="19"/>
-        </w:rPr>
-      </w:r>
     </w:p>
     <w:p>
       <w:pPr>
@@ -260,6 +238,10 @@
         </w:tabs>
         <w:spacing w:before="200" w:after="140" w:line="264" w:lineRule="exact"/>
         <w:shd w:fill="102661"/>
+        <w:pBdr>
+          <w:top w:val="single" w:sz="72" w:color="102661" w:space="0"/>
+          <w:bottom w:val="single" w:sz="72" w:color="102661" w:space="0"/>
+        </w:pBdr>
       </w:pPr>
       <w:r>
         <w:rPr>
@@ -292,12 +274,6 @@
         </w:rPr>
         <w:t>Nenhum dado pendente para o envio. Antes da conversa com a Tecnologia, vale obter e analisar, nesta ordem:</w:t>
       </w:r>
-    </w:p>
-    <w:p>
-      <w:pPr>
-        <w:spacing w:before="0" w:after="0" w:line="208" w:lineRule="exact"/>
-      </w:pPr>
-      <w:r/>
       <w:r>
         <w:rPr>
           <w:rFonts w:ascii="Montserrat" w:hAnsi="Montserrat" w:eastAsia="Montserrat" w:cs="Montserrat"/>
@@ -305,7 +281,7 @@
           <w:color w:val="30343B"/>
           <w:sz w:val="16"/>
         </w:rPr>
-        <w:t>Fontes: FIC-02</w:t>
+        <w:t>[FIC-02]</w:t>
       </w:r>
     </w:p>
     <w:tbl>
@@ -915,17 +891,8 @@
     </w:p>
     <w:p>
       <w:pPr>
-        <w:spacing w:before="0" w:after="160" w:line="256" w:lineRule="exact"/>
+        <w:spacing w:line="20" w:lineRule="exact" w:after="180"/>
       </w:pPr>
-      <w:r/>
-      <w:r>
-        <w:rPr>
-          <w:rFonts w:ascii="Montserrat" w:hAnsi="Montserrat" w:eastAsia="Montserrat" w:cs="Montserrat"/>
-          <w:b w:val="0"/>
-          <w:color w:val="30343B"/>
-          <w:sz w:val="19"/>
-        </w:rPr>
-      </w:r>
     </w:p>
     <w:p>
       <w:pPr>
@@ -935,6 +902,10 @@
         </w:tabs>
         <w:spacing w:before="200" w:after="140" w:line="264" w:lineRule="exact"/>
         <w:shd w:fill="102661"/>
+        <w:pBdr>
+          <w:top w:val="single" w:sz="72" w:color="102661" w:space="0"/>
+          <w:bottom w:val="single" w:sz="72" w:color="102661" w:space="0"/>
+        </w:pBdr>
       </w:pPr>
       <w:r>
         <w:rPr>
@@ -971,12 +942,6 @@
         <w:br/>
         <w:t>Perguntas que a Tecnologia deve fazer: quais campos cada tipo de pedido exige (checklist, regras); quem homologa (checklist, responsáveis).</w:t>
       </w:r>
-    </w:p>
-    <w:p>
-      <w:pPr>
-        <w:spacing w:before="0" w:after="0" w:line="208" w:lineRule="exact"/>
-      </w:pPr>
-      <w:r/>
       <w:r>
         <w:rPr>
           <w:rFonts w:ascii="Montserrat" w:hAnsi="Montserrat" w:eastAsia="Montserrat" w:cs="Montserrat"/>
@@ -984,22 +949,13 @@
           <w:color w:val="30343B"/>
           <w:sz w:val="16"/>
         </w:rPr>
-        <w:t>Fontes: FIC-01</w:t>
+        <w:t>[FIC-01]</w:t>
       </w:r>
     </w:p>
     <w:p>
       <w:pPr>
-        <w:spacing w:before="0" w:after="160" w:line="256" w:lineRule="exact"/>
+        <w:spacing w:line="20" w:lineRule="exact" w:after="180"/>
       </w:pPr>
-      <w:r/>
-      <w:r>
-        <w:rPr>
-          <w:rFonts w:ascii="Montserrat" w:hAnsi="Montserrat" w:eastAsia="Montserrat" w:cs="Montserrat"/>
-          <w:b w:val="0"/>
-          <w:color w:val="30343B"/>
-          <w:sz w:val="19"/>
-        </w:rPr>
-      </w:r>
     </w:p>
     <w:p>
       <w:pPr>
@@ -1009,6 +965,10 @@
         </w:tabs>
         <w:spacing w:before="200" w:after="140" w:line="264" w:lineRule="exact"/>
         <w:shd w:fill="102661"/>
+        <w:pBdr>
+          <w:top w:val="single" w:sz="72" w:color="102661" w:space="0"/>
+          <w:bottom w:val="single" w:sz="72" w:color="102661" w:space="0"/>
+        </w:pBdr>
       </w:pPr>
       <w:r>
         <w:rPr>
@@ -1041,12 +1001,6 @@
         </w:rPr>
         <w:t>Fonte de cada campo da CDT; todas são fictícias.</w:t>
       </w:r>
-    </w:p>
-    <w:p>
-      <w:pPr>
-        <w:spacing w:before="0" w:after="0" w:line="208" w:lineRule="exact"/>
-      </w:pPr>
-      <w:r/>
       <w:r>
         <w:rPr>
           <w:rFonts w:ascii="Montserrat" w:hAnsi="Montserrat" w:eastAsia="Montserrat" w:cs="Montserrat"/>
@@ -1054,7 +1008,7 @@
           <w:color w:val="30343B"/>
           <w:sz w:val="16"/>
         </w:rPr>
-        <w:t>Fontes: FIC-01, FIC-02</w:t>
+        <w:t>[FIC-01, FIC-02]</w:t>
       </w:r>
     </w:p>
     <w:tbl>
@@ -1854,17 +1808,8 @@
     </w:p>
     <w:p>
       <w:pPr>
-        <w:spacing w:before="0" w:after="160" w:line="256" w:lineRule="exact"/>
+        <w:spacing w:line="20" w:lineRule="exact" w:after="180"/>
       </w:pPr>
-      <w:r/>
-      <w:r>
-        <w:rPr>
-          <w:rFonts w:ascii="Montserrat" w:hAnsi="Montserrat" w:eastAsia="Montserrat" w:cs="Montserrat"/>
-          <w:b w:val="0"/>
-          <w:color w:val="30343B"/>
-          <w:sz w:val="19"/>
-        </w:rPr>
-      </w:r>
     </w:p>
     <w:p>
       <w:pPr>
